--- a/初二练习册/教师版/秋08 第5讲物态变化（二）一 练习册 教师版.docx
+++ b/初二练习册/教师版/秋08 第5讲物态变化（二）一 练习册 教师版.docx
@@ -1049,9 +1049,6 @@
       <w:pPr>
         <w:pStyle w:val="1230"/>
         <w:ind w:left="588"/>
-        <w:rPr>
-          <w:rFonts w:hint="eastAsia"/>
-        </w:rPr>
       </w:pPr>
       <w:r>
         <w:rPr>
@@ -1576,7 +1573,7 @@
                                 <w:rFonts w:ascii="黑体" w:eastAsia="黑体" w:hAnsi="黑体" w:hint="eastAsia"/>
                                 <w:szCs w:val="21"/>
                               </w:rPr>
-                              <w:t>3</w:t>
+                              <w:t>4</w:t>
                             </w:r>
                           </w:p>
                           <w:p>
@@ -1636,7 +1633,7 @@
                           <w:rFonts w:ascii="黑体" w:eastAsia="黑体" w:hAnsi="黑体" w:hint="eastAsia"/>
                           <w:szCs w:val="21"/>
                         </w:rPr>
-                        <w:t>3</w:t>
+                        <w:t>4</w:t>
                       </w:r>
                     </w:p>
                     <w:p>
@@ -2114,9 +2111,6 @@
     <w:p>
       <w:pPr>
         <w:pStyle w:val="af3"/>
-        <w:rPr>
-          <w:rFonts w:hint="eastAsia"/>
-        </w:rPr>
       </w:pPr>
     </w:p>
     <w:p>
@@ -2136,342 +2130,6 @@
                 <wp:extent cx="356870" cy="177165"/>
                 <wp:effectExtent l="0" t="0" r="10160" b="6350"/>
                 <wp:docPr id="12" name="矩形 12"/>
-                <wp:cNvGraphicFramePr/>
-                <a:graphic xmlns:a="http://schemas.openxmlformats.org/drawingml/2006/main">
-                  <a:graphicData uri="http://schemas.microsoft.com/office/word/2010/wordprocessingShape">
-                    <wps:wsp>
-                      <wps:cNvSpPr/>
-                      <wps:spPr>
-                        <a:xfrm>
-                          <a:off x="0" y="0"/>
-                          <a:ext cx="356870" cy="177165"/>
-                        </a:xfrm>
-                        <a:prstGeom prst="rect">
-                          <a:avLst/>
-                        </a:prstGeom>
-                        <a:solidFill>
-                          <a:schemeClr val="accent2"/>
-                        </a:solidFill>
-                        <a:ln>
-                          <a:noFill/>
-                        </a:ln>
-                      </wps:spPr>
-                      <wps:style>
-                        <a:lnRef idx="2">
-                          <a:schemeClr val="accent1">
-                            <a:shade val="50000"/>
-                          </a:schemeClr>
-                        </a:lnRef>
-                        <a:fillRef idx="1">
-                          <a:schemeClr val="accent1"/>
-                        </a:fillRef>
-                        <a:effectRef idx="0">
-                          <a:schemeClr val="accent1"/>
-                        </a:effectRef>
-                        <a:fontRef idx="minor">
-                          <a:schemeClr val="lt1"/>
-                        </a:fontRef>
-                      </wps:style>
-                      <wps:txbx>
-                        <w:txbxContent>
-                          <w:p>
-                            <w:pPr>
-                              <w:spacing w:line="240" w:lineRule="exact"/>
-                              <w:jc w:val="center"/>
-                              <w:rPr>
-                                <w:rFonts w:ascii="黑体" w:eastAsia="黑体" w:hAnsi="黑体" w:hint="eastAsia"/>
-                                <w:szCs w:val="21"/>
-                              </w:rPr>
-                            </w:pPr>
-                            <w:r>
-                              <w:rPr>
-                                <w:rFonts w:ascii="黑体" w:eastAsia="黑体" w:hAnsi="黑体" w:hint="eastAsia"/>
-                                <w:szCs w:val="21"/>
-                              </w:rPr>
-                              <w:t>练</w:t>
-                            </w:r>
-                            <w:r>
-                              <w:rPr>
-                                <w:rFonts w:ascii="黑体" w:eastAsia="黑体" w:hAnsi="黑体" w:hint="eastAsia"/>
-                                <w:szCs w:val="21"/>
-                              </w:rPr>
-                              <w:t>4</w:t>
-                            </w:r>
-                          </w:p>
-                          <w:p>
-                            <w:pPr>
-                              <w:spacing w:line="240" w:lineRule="exact"/>
-                              <w:jc w:val="left"/>
-                              <w:rPr>
-                                <w:rFonts w:ascii="黑体" w:eastAsia="黑体" w:hAnsi="黑体" w:hint="eastAsia"/>
-                                <w:szCs w:val="21"/>
-                              </w:rPr>
-                            </w:pPr>
-                          </w:p>
-                          <w:p>
-                            <w:pPr>
-                              <w:spacing w:line="240" w:lineRule="exact"/>
-                              <w:jc w:val="left"/>
-                              <w:rPr>
-                                <w:rFonts w:ascii="黑体" w:eastAsia="黑体" w:hAnsi="黑体" w:hint="eastAsia"/>
-                                <w:szCs w:val="21"/>
-                              </w:rPr>
-                            </w:pPr>
-                          </w:p>
-                        </w:txbxContent>
-                      </wps:txbx>
-                      <wps:bodyPr rot="0" spcFirstLastPara="0" vertOverflow="overflow" horzOverflow="overflow" vert="horz" wrap="square" lIns="0" tIns="0" rIns="0" bIns="0" numCol="1" spcCol="0" rtlCol="0" fromWordArt="0" anchor="ctr" anchorCtr="0" forceAA="0" compatLnSpc="1">
-                        <a:noAutofit/>
-                      </wps:bodyPr>
-                    </wps:wsp>
-                  </a:graphicData>
-                </a:graphic>
-              </wp:inline>
-            </w:drawing>
-          </mc:Choice>
-          <mc:Fallback>
-            <w:pict>
-              <v:rect w14:anchorId="5FA617C5" id="矩形 12" o:spid="_x0000_s1036" style="width:28.1pt;height:13.95pt;visibility:visible;mso-wrap-style:square;mso-left-percent:-10001;mso-top-percent:-10001;mso-position-horizontal:absolute;mso-position-horizontal-relative:char;mso-position-vertical:absolute;mso-position-vertical-relative:line;mso-left-percent:-10001;mso-top-percent:-10001;v-text-anchor:middle" o:gfxdata="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" fillcolor="#5aa13b [3205]" stroked="f" strokeweight="2pt">
-                <v:textbox inset="0,0,0,0">
-                  <w:txbxContent>
-                    <w:p>
-                      <w:pPr>
-                        <w:spacing w:line="240" w:lineRule="exact"/>
-                        <w:jc w:val="center"/>
-                        <w:rPr>
-                          <w:rFonts w:ascii="黑体" w:eastAsia="黑体" w:hAnsi="黑体" w:hint="eastAsia"/>
-                          <w:szCs w:val="21"/>
-                        </w:rPr>
-                      </w:pPr>
-                      <w:r>
-                        <w:rPr>
-                          <w:rFonts w:ascii="黑体" w:eastAsia="黑体" w:hAnsi="黑体" w:hint="eastAsia"/>
-                          <w:szCs w:val="21"/>
-                        </w:rPr>
-                        <w:t>练</w:t>
-                      </w:r>
-                      <w:r>
-                        <w:rPr>
-                          <w:rFonts w:ascii="黑体" w:eastAsia="黑体" w:hAnsi="黑体" w:hint="eastAsia"/>
-                          <w:szCs w:val="21"/>
-                        </w:rPr>
-                        <w:t>4</w:t>
-                      </w:r>
-                    </w:p>
-                    <w:p>
-                      <w:pPr>
-                        <w:spacing w:line="240" w:lineRule="exact"/>
-                        <w:jc w:val="left"/>
-                        <w:rPr>
-                          <w:rFonts w:ascii="黑体" w:eastAsia="黑体" w:hAnsi="黑体" w:hint="eastAsia"/>
-                          <w:szCs w:val="21"/>
-                        </w:rPr>
-                      </w:pPr>
-                    </w:p>
-                    <w:p>
-                      <w:pPr>
-                        <w:spacing w:line="240" w:lineRule="exact"/>
-                        <w:jc w:val="left"/>
-                        <w:rPr>
-                          <w:rFonts w:ascii="黑体" w:eastAsia="黑体" w:hAnsi="黑体" w:hint="eastAsia"/>
-                          <w:szCs w:val="21"/>
-                        </w:rPr>
-                      </w:pPr>
-                    </w:p>
-                  </w:txbxContent>
-                </v:textbox>
-                <w10:anchorlock/>
-              </v:rect>
-            </w:pict>
-          </mc:Fallback>
-        </mc:AlternateContent>
-      </w:r>
-      <w:r>
-        <w:rPr>
-          <w:rFonts w:hint="eastAsia"/>
-        </w:rPr>
-        <w:t>如图所示，在常温环境下甲、乙两烧杯内分别放入一些冰块和适量沸水，均用玻璃片盖住烧杯，一会儿，两烧杯上的玻璃片均附着了大量小水珠。下列说法正确的是（　　）</w:t>
-      </w:r>
-    </w:p>
-    <w:p>
-      <w:pPr>
-        <w:pStyle w:val="123"/>
-      </w:pPr>
-      <w:r>
-        <w:rPr>
-          <w:rFonts w:hint="eastAsia"/>
-          <w:noProof/>
-        </w:rPr>
-        <w:drawing>
-          <wp:anchor distT="0" distB="0" distL="114300" distR="114300" simplePos="0" relativeHeight="251656704" behindDoc="0" locked="0" layoutInCell="1" allowOverlap="1" wp14:anchorId="2A113F00" wp14:editId="52F25D80">
-            <wp:simplePos x="0" y="0"/>
-            <wp:positionH relativeFrom="column">
-              <wp:posOffset>2908648</wp:posOffset>
-            </wp:positionH>
-            <wp:positionV relativeFrom="paragraph">
-              <wp:posOffset>125263</wp:posOffset>
-            </wp:positionV>
-            <wp:extent cx="2282825" cy="1008380"/>
-            <wp:effectExtent l="0" t="0" r="3175" b="1270"/>
-            <wp:wrapNone/>
-            <wp:docPr id="36" name="图片24" descr="菁优网：http://www.jyeoo.com"/>
-            <wp:cNvGraphicFramePr>
-              <a:graphicFrameLocks xmlns:a="http://schemas.openxmlformats.org/drawingml/2006/main" noChangeAspect="1"/>
-            </wp:cNvGraphicFramePr>
-            <a:graphic xmlns:a="http://schemas.openxmlformats.org/drawingml/2006/main">
-              <a:graphicData uri="http://schemas.openxmlformats.org/drawingml/2006/picture">
-                <pic:pic xmlns:pic="http://schemas.openxmlformats.org/drawingml/2006/picture">
-                  <pic:nvPicPr>
-                    <pic:cNvPr id="36" name="图片24" descr="菁优网：http://www.jyeoo.com"/>
-                    <pic:cNvPicPr>
-                      <a:picLocks noChangeAspect="1"/>
-                    </pic:cNvPicPr>
-                  </pic:nvPicPr>
-                  <pic:blipFill>
-                    <a:blip r:embed="rId17" cstate="print">
-                      <a:extLst>
-                        <a:ext uri="{28A0092B-C50C-407E-A947-70E740481C1C}">
-                          <a14:useLocalDpi xmlns:a14="http://schemas.microsoft.com/office/drawing/2010/main" val="0"/>
-                        </a:ext>
-                      </a:extLst>
-                    </a:blip>
-                    <a:stretch>
-                      <a:fillRect/>
-                    </a:stretch>
-                  </pic:blipFill>
-                  <pic:spPr>
-                    <a:xfrm>
-                      <a:off x="0" y="0"/>
-                      <a:ext cx="2282825" cy="1008380"/>
-                    </a:xfrm>
-                    <a:prstGeom prst="rect">
-                      <a:avLst/>
-                    </a:prstGeom>
-                  </pic:spPr>
-                </pic:pic>
-              </a:graphicData>
-            </a:graphic>
-            <wp14:sizeRelH relativeFrom="page">
-              <wp14:pctWidth>0</wp14:pctWidth>
-            </wp14:sizeRelH>
-            <wp14:sizeRelV relativeFrom="page">
-              <wp14:pctHeight>0</wp14:pctHeight>
-            </wp14:sizeRelV>
-          </wp:anchor>
-        </w:drawing>
-      </w:r>
-    </w:p>
-    <w:p>
-      <w:pPr>
-        <w:pStyle w:val="123"/>
-      </w:pPr>
-      <w:r>
-        <w:rPr>
-          <w:rFonts w:hint="eastAsia"/>
-        </w:rPr>
-        <w:t>A</w:t>
-      </w:r>
-      <w:r>
-        <w:rPr>
-          <w:rFonts w:hint="eastAsia"/>
-        </w:rPr>
-        <w:t>．甲中玻璃片的小水珠是由于液化产生</w:t>
-      </w:r>
-      <w:r>
-        <w:tab/>
-      </w:r>
-    </w:p>
-    <w:p>
-      <w:pPr>
-        <w:pStyle w:val="123"/>
-      </w:pPr>
-      <w:r>
-        <w:rPr>
-          <w:rFonts w:hint="eastAsia"/>
-        </w:rPr>
-        <w:t>B</w:t>
-      </w:r>
-      <w:r>
-        <w:rPr>
-          <w:rFonts w:hint="eastAsia"/>
-        </w:rPr>
-        <w:t>．乙中玻璃片的小水珠是由于汽化产生</w:t>
-      </w:r>
-      <w:r>
-        <w:tab/>
-      </w:r>
-    </w:p>
-    <w:p>
-      <w:pPr>
-        <w:pStyle w:val="123"/>
-      </w:pPr>
-      <w:r>
-        <w:rPr>
-          <w:rFonts w:hint="eastAsia"/>
-        </w:rPr>
-        <w:t>C</w:t>
-      </w:r>
-      <w:r>
-        <w:rPr>
-          <w:rFonts w:hint="eastAsia"/>
-        </w:rPr>
-        <w:t>．甲中水珠在玻璃片下侧</w:t>
-      </w:r>
-      <w:r>
-        <w:tab/>
-      </w:r>
-    </w:p>
-    <w:p>
-      <w:pPr>
-        <w:pStyle w:val="123"/>
-      </w:pPr>
-      <w:r>
-        <w:rPr>
-          <w:rFonts w:hint="eastAsia"/>
-        </w:rPr>
-        <w:t>D</w:t>
-      </w:r>
-      <w:r>
-        <w:rPr>
-          <w:rFonts w:hint="eastAsia"/>
-        </w:rPr>
-        <w:t>．乙中水珠在玻璃片上侧</w:t>
-      </w:r>
-    </w:p>
-    <w:p>
-      <w:pPr>
-        <w:pStyle w:val="1230"/>
-        <w:ind w:left="588"/>
-      </w:pPr>
-      <w:r>
-        <w:rPr>
-          <w:rFonts w:hint="eastAsia"/>
-        </w:rPr>
-        <w:t>【答案】</w:t>
-      </w:r>
-      <w:r>
-        <w:rPr>
-          <w:rFonts w:hint="eastAsia"/>
-        </w:rPr>
-        <w:t>A</w:t>
-      </w:r>
-    </w:p>
-    <w:p>
-      <w:pPr>
-        <w:pStyle w:val="af0"/>
-        <w:ind w:left="672" w:hanging="672"/>
-      </w:pPr>
-      <w:r>
-        <w:rPr>
-          <w:noProof/>
-        </w:rPr>
-        <mc:AlternateContent>
-          <mc:Choice Requires="wps">
-            <w:drawing>
-              <wp:inline distT="0" distB="0" distL="0" distR="0" wp14:anchorId="17D9D24A" wp14:editId="1341CF2E">
-                <wp:extent cx="356870" cy="177165"/>
-                <wp:effectExtent l="0" t="0" r="10160" b="6350"/>
-                <wp:docPr id="15" name="矩形 15"/>
                 <wp:cNvGraphicFramePr/>
                 <a:graphic xmlns:a="http://schemas.openxmlformats.org/drawingml/2006/main">
                   <a:graphicData uri="http://schemas.microsoft.com/office/word/2010/wordprocessingShape">
@@ -2567,7 +2225,7 @@
           </mc:Choice>
           <mc:Fallback>
             <w:pict>
-              <v:rect w14:anchorId="17D9D24A" id="矩形 15" o:spid="_x0000_s1037" style="width:28.1pt;height:13.95pt;visibility:visible;mso-wrap-style:square;mso-left-percent:-10001;mso-top-percent:-10001;mso-position-horizontal:absolute;mso-position-horizontal-relative:char;mso-position-vertical:absolute;mso-position-vertical-relative:line;mso-left-percent:-10001;mso-top-percent:-10001;v-text-anchor:middle" o:gfxdata="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" fillcolor="#5aa13b [3205]" stroked="f" strokeweight="2pt">
+              <v:rect w14:anchorId="5FA617C5" id="矩形 12" o:spid="_x0000_s1036" style="width:28.1pt;height:13.95pt;visibility:visible;mso-wrap-style:square;mso-left-percent:-10001;mso-top-percent:-10001;mso-position-horizontal:absolute;mso-position-horizontal-relative:char;mso-position-vertical:absolute;mso-position-vertical-relative:line;mso-left-percent:-10001;mso-top-percent:-10001;v-text-anchor:middle" o:gfxdata="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" fillcolor="#5aa13b [3205]" stroked="f" strokeweight="2pt">
                 <v:textbox inset="0,0,0,0">
                   <w:txbxContent>
                     <w:p>
@@ -2626,7 +2284,7 @@
         <w:rPr>
           <w:rFonts w:hint="eastAsia"/>
         </w:rPr>
-        <w:t>如图所示，广州夏天气温很高，开了空调的车刚离开地库时，可能会在挡风玻璃上起水雾而影响行车安全，车内司机要想方设法防止水雾产生或使水雾消失。下面说法正确的是（　　）</w:t>
+        <w:t>如图所示，在常温环境下甲、乙两烧杯内分别放入一些冰块和适量沸水，均用玻璃片盖住烧杯，一会儿，两烧杯上的玻璃片均附着了大量小水珠。下列说法正确的是（　　）</w:t>
       </w:r>
     </w:p>
     <w:p>
@@ -2639,18 +2297,18 @@
           <w:noProof/>
         </w:rPr>
         <w:drawing>
-          <wp:anchor distT="0" distB="0" distL="114300" distR="114300" simplePos="0" relativeHeight="251659776" behindDoc="0" locked="0" layoutInCell="1" allowOverlap="1" wp14:anchorId="3240E54D" wp14:editId="669E6EED">
+          <wp:anchor distT="0" distB="0" distL="114300" distR="114300" simplePos="0" relativeHeight="251656704" behindDoc="0" locked="0" layoutInCell="1" allowOverlap="1" wp14:anchorId="2A113F00" wp14:editId="52F25D80">
             <wp:simplePos x="0" y="0"/>
             <wp:positionH relativeFrom="column">
-              <wp:posOffset>4219285</wp:posOffset>
+              <wp:posOffset>2908648</wp:posOffset>
             </wp:positionH>
             <wp:positionV relativeFrom="paragraph">
-              <wp:posOffset>47419</wp:posOffset>
+              <wp:posOffset>125263</wp:posOffset>
             </wp:positionV>
-            <wp:extent cx="1009540" cy="799219"/>
-            <wp:effectExtent l="0" t="0" r="635" b="1270"/>
+            <wp:extent cx="2282825" cy="1008380"/>
+            <wp:effectExtent l="0" t="0" r="3175" b="1270"/>
             <wp:wrapNone/>
-            <wp:docPr id="39" name="图片24" descr="菁优网：http://www.jyeoo.com"/>
+            <wp:docPr id="36" name="图片24" descr="菁优网：http://www.jyeoo.com"/>
             <wp:cNvGraphicFramePr>
               <a:graphicFrameLocks xmlns:a="http://schemas.openxmlformats.org/drawingml/2006/main" noChangeAspect="1"/>
             </wp:cNvGraphicFramePr>
@@ -2658,13 +2316,13 @@
               <a:graphicData uri="http://schemas.openxmlformats.org/drawingml/2006/picture">
                 <pic:pic xmlns:pic="http://schemas.openxmlformats.org/drawingml/2006/picture">
                   <pic:nvPicPr>
-                    <pic:cNvPr id="39" name="图片24" descr="菁优网：http://www.jyeoo.com"/>
+                    <pic:cNvPr id="36" name="图片24" descr="菁优网：http://www.jyeoo.com"/>
                     <pic:cNvPicPr>
                       <a:picLocks noChangeAspect="1"/>
                     </pic:cNvPicPr>
                   </pic:nvPicPr>
                   <pic:blipFill>
-                    <a:blip r:embed="rId18" cstate="print">
+                    <a:blip r:embed="rId17" cstate="print">
                       <a:extLst>
                         <a:ext uri="{28A0092B-C50C-407E-A947-70E740481C1C}">
                           <a14:useLocalDpi xmlns:a14="http://schemas.microsoft.com/office/drawing/2010/main" val="0"/>
@@ -2678,7 +2336,7 @@
                   <pic:spPr>
                     <a:xfrm>
                       <a:off x="0" y="0"/>
-                      <a:ext cx="1009540" cy="799219"/>
+                      <a:ext cx="2282825" cy="1008380"/>
                     </a:xfrm>
                     <a:prstGeom prst="rect">
                       <a:avLst/>
@@ -2711,7 +2369,7 @@
         <w:rPr>
           <w:rFonts w:hint="eastAsia"/>
         </w:rPr>
-        <w:t>．水雾是水蒸气，可通过打开车窗通风去除</w:t>
+        <w:t>．甲中玻璃片的小水珠是由于液化产生</w:t>
       </w:r>
       <w:r>
         <w:tab/>
@@ -2731,7 +2389,7 @@
         <w:rPr>
           <w:rFonts w:hint="eastAsia"/>
         </w:rPr>
-        <w:t>．水雾在外侧玻璃面，可开启车窗外雨刮器去除</w:t>
+        <w:t>．乙中玻璃片的小水珠是由于汽化产生</w:t>
       </w:r>
       <w:r>
         <w:tab/>
@@ -2751,7 +2409,7 @@
         <w:rPr>
           <w:rFonts w:hint="eastAsia"/>
         </w:rPr>
-        <w:t>．形成水雾过程吸热，可加大车内空调制冷防止</w:t>
+        <w:t>．甲中水珠在玻璃片下侧</w:t>
       </w:r>
       <w:r>
         <w:tab/>
@@ -2771,7 +2429,7 @@
         <w:rPr>
           <w:rFonts w:hint="eastAsia"/>
         </w:rPr>
-        <w:t>．水雾蒸发过程放热，可加热挡风玻璃去除水雾</w:t>
+        <w:t>．乙中水珠在玻璃片上侧</w:t>
       </w:r>
     </w:p>
     <w:p>
@@ -2789,7 +2447,7 @@
         <w:rPr>
           <w:rFonts w:hint="eastAsia"/>
         </w:rPr>
-        <w:t>B</w:t>
+        <w:t>A</w:t>
       </w:r>
     </w:p>
     <w:p>
@@ -2804,10 +2462,10 @@
         <mc:AlternateContent>
           <mc:Choice Requires="wps">
             <w:drawing>
-              <wp:inline distT="0" distB="0" distL="0" distR="0" wp14:anchorId="4B9377AA" wp14:editId="73629018">
+              <wp:inline distT="0" distB="0" distL="0" distR="0" wp14:anchorId="17D9D24A" wp14:editId="1341CF2E">
                 <wp:extent cx="356870" cy="177165"/>
                 <wp:effectExtent l="0" t="0" r="10160" b="6350"/>
-                <wp:docPr id="19" name="矩形 19"/>
+                <wp:docPr id="15" name="矩形 15"/>
                 <wp:cNvGraphicFramePr/>
                 <a:graphic xmlns:a="http://schemas.openxmlformats.org/drawingml/2006/main">
                   <a:graphicData uri="http://schemas.microsoft.com/office/word/2010/wordprocessingShape">
@@ -2903,7 +2561,7 @@
           </mc:Choice>
           <mc:Fallback>
             <w:pict>
-              <v:rect w14:anchorId="4B9377AA" id="矩形 19" o:spid="_x0000_s1038" style="width:28.1pt;height:13.95pt;visibility:visible;mso-wrap-style:square;mso-left-percent:-10001;mso-top-percent:-10001;mso-position-horizontal:absolute;mso-position-horizontal-relative:char;mso-position-vertical:absolute;mso-position-vertical-relative:line;mso-left-percent:-10001;mso-top-percent:-10001;v-text-anchor:middle" o:gfxdata="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" fillcolor="#5aa13b [3205]" stroked="f" strokeweight="2pt">
+              <v:rect w14:anchorId="17D9D24A" id="矩形 15" o:spid="_x0000_s1037" style="width:28.1pt;height:13.95pt;visibility:visible;mso-wrap-style:square;mso-left-percent:-10001;mso-top-percent:-10001;mso-position-horizontal:absolute;mso-position-horizontal-relative:char;mso-position-vertical:absolute;mso-position-vertical-relative:line;mso-left-percent:-10001;mso-top-percent:-10001;v-text-anchor:middle" o:gfxdata="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" fillcolor="#5aa13b [3205]" stroked="f" strokeweight="2pt">
                 <v:textbox inset="0,0,0,0">
                   <w:txbxContent>
                     <w:p>
@@ -2962,402 +2620,9 @@
         <w:rPr>
           <w:rFonts w:hint="eastAsia"/>
         </w:rPr>
-        <w:t>标准大气压下，一些物质的熔点和沸点如表所示。则标准大气压下，下列说法正确的是（　　）</w:t>
-      </w:r>
-    </w:p>
-    <w:tbl>
-      <w:tblPr>
-        <w:tblW w:w="0" w:type="auto"/>
-        <w:tblInd w:w="280" w:type="dxa"/>
-        <w:tblBorders>
-          <w:top w:val="single" w:sz="0" w:space="0" w:color="000000"/>
-          <w:left w:val="single" w:sz="0" w:space="0" w:color="000000"/>
-          <w:bottom w:val="single" w:sz="0" w:space="0" w:color="000000"/>
-          <w:right w:val="single" w:sz="0" w:space="0" w:color="000000"/>
-          <w:insideH w:val="single" w:sz="0" w:space="0" w:color="000000"/>
-          <w:insideV w:val="single" w:sz="0" w:space="0" w:color="000000"/>
-        </w:tblBorders>
-        <w:tblCellMar>
-          <w:top w:w="30" w:type="dxa"/>
-          <w:left w:w="30" w:type="dxa"/>
-          <w:bottom w:w="30" w:type="dxa"/>
-          <w:right w:w="30" w:type="dxa"/>
-        </w:tblCellMar>
-        <w:tblLook w:val="04A0" w:firstRow="1" w:lastRow="0" w:firstColumn="1" w:lastColumn="0" w:noHBand="0" w:noVBand="1"/>
-      </w:tblPr>
-      <w:tblGrid>
-        <w:gridCol w:w="1989"/>
-        <w:gridCol w:w="2044"/>
-        <w:gridCol w:w="1998"/>
-        <w:gridCol w:w="2026"/>
-      </w:tblGrid>
-      <w:tr>
-        <w:tc>
-          <w:tcPr>
-            <w:tcW w:w="5550" w:type="dxa"/>
-            <w:gridSpan w:val="2"/>
-          </w:tcPr>
-          <w:p>
-            <w:pPr>
-              <w:spacing w:line="360" w:lineRule="auto"/>
-              <w:rPr>
-                <w:sz w:val="18"/>
-                <w:szCs w:val="18"/>
-              </w:rPr>
-            </w:pPr>
-            <w:r>
-              <w:rPr>
-                <w:rFonts w:ascii="Times New Roman" w:eastAsia="新宋体" w:hAnsi="Times New Roman" w:hint="eastAsia"/>
-                <w:sz w:val="18"/>
-                <w:szCs w:val="18"/>
-              </w:rPr>
-              <w:t>熔点</w:t>
-            </w:r>
-            <w:r>
-              <w:rPr>
-                <w:rFonts w:ascii="Times New Roman" w:eastAsia="新宋体" w:hAnsi="Times New Roman" w:hint="eastAsia"/>
-                <w:sz w:val="18"/>
-                <w:szCs w:val="18"/>
-              </w:rPr>
-              <w:t>/</w:t>
-            </w:r>
-            <w:r>
-              <w:rPr>
-                <w:rFonts w:ascii="Times New Roman" w:eastAsia="新宋体" w:hAnsi="Times New Roman" w:hint="eastAsia"/>
-                <w:sz w:val="18"/>
-                <w:szCs w:val="18"/>
-              </w:rPr>
-              <w:t>℃</w:t>
-            </w:r>
-          </w:p>
-        </w:tc>
-        <w:tc>
-          <w:tcPr>
-            <w:tcW w:w="5580" w:type="dxa"/>
-            <w:gridSpan w:val="2"/>
-          </w:tcPr>
-          <w:p>
-            <w:pPr>
-              <w:spacing w:line="360" w:lineRule="auto"/>
-              <w:rPr>
-                <w:sz w:val="18"/>
-                <w:szCs w:val="18"/>
-              </w:rPr>
-            </w:pPr>
-            <w:r>
-              <w:rPr>
-                <w:rFonts w:ascii="Times New Roman" w:eastAsia="新宋体" w:hAnsi="Times New Roman" w:hint="eastAsia"/>
-                <w:sz w:val="18"/>
-                <w:szCs w:val="18"/>
-              </w:rPr>
-              <w:t>沸点</w:t>
-            </w:r>
-            <w:r>
-              <w:rPr>
-                <w:rFonts w:ascii="Times New Roman" w:eastAsia="新宋体" w:hAnsi="Times New Roman" w:hint="eastAsia"/>
-                <w:sz w:val="18"/>
-                <w:szCs w:val="18"/>
-              </w:rPr>
-              <w:t>/</w:t>
-            </w:r>
-            <w:r>
-              <w:rPr>
-                <w:rFonts w:ascii="Times New Roman" w:eastAsia="新宋体" w:hAnsi="Times New Roman" w:hint="eastAsia"/>
-                <w:sz w:val="18"/>
-                <w:szCs w:val="18"/>
-              </w:rPr>
-              <w:t>℃</w:t>
-            </w:r>
-          </w:p>
-        </w:tc>
-      </w:tr>
-      <w:tr>
-        <w:tc>
-          <w:tcPr>
-            <w:tcW w:w="2775" w:type="dxa"/>
-          </w:tcPr>
-          <w:p>
-            <w:pPr>
-              <w:spacing w:line="360" w:lineRule="auto"/>
-              <w:rPr>
-                <w:sz w:val="18"/>
-                <w:szCs w:val="18"/>
-              </w:rPr>
-            </w:pPr>
-            <w:r>
-              <w:rPr>
-                <w:rFonts w:ascii="Times New Roman" w:eastAsia="新宋体" w:hAnsi="Times New Roman" w:hint="eastAsia"/>
-                <w:sz w:val="18"/>
-                <w:szCs w:val="18"/>
-              </w:rPr>
-              <w:t>铜</w:t>
-            </w:r>
-          </w:p>
-        </w:tc>
-        <w:tc>
-          <w:tcPr>
-            <w:tcW w:w="2775" w:type="dxa"/>
-          </w:tcPr>
-          <w:p>
-            <w:pPr>
-              <w:spacing w:line="360" w:lineRule="auto"/>
-              <w:rPr>
-                <w:sz w:val="18"/>
-                <w:szCs w:val="18"/>
-              </w:rPr>
-            </w:pPr>
-            <w:r>
-              <w:rPr>
-                <w:rFonts w:ascii="Times New Roman" w:eastAsia="新宋体" w:hAnsi="Times New Roman" w:hint="eastAsia"/>
-                <w:sz w:val="18"/>
-                <w:szCs w:val="18"/>
-              </w:rPr>
-              <w:t>1083</w:t>
-            </w:r>
-          </w:p>
-        </w:tc>
-        <w:tc>
-          <w:tcPr>
-            <w:tcW w:w="2790" w:type="dxa"/>
-          </w:tcPr>
-          <w:p>
-            <w:pPr>
-              <w:spacing w:line="360" w:lineRule="auto"/>
-              <w:rPr>
-                <w:sz w:val="18"/>
-                <w:szCs w:val="18"/>
-              </w:rPr>
-            </w:pPr>
-            <w:r>
-              <w:rPr>
-                <w:rFonts w:ascii="Times New Roman" w:eastAsia="新宋体" w:hAnsi="Times New Roman" w:hint="eastAsia"/>
-                <w:sz w:val="18"/>
-                <w:szCs w:val="18"/>
-              </w:rPr>
-              <w:t>液态氧</w:t>
-            </w:r>
-          </w:p>
-        </w:tc>
-        <w:tc>
-          <w:tcPr>
-            <w:tcW w:w="2790" w:type="dxa"/>
-          </w:tcPr>
-          <w:p>
-            <w:pPr>
-              <w:spacing w:line="360" w:lineRule="auto"/>
-              <w:rPr>
-                <w:sz w:val="18"/>
-                <w:szCs w:val="18"/>
-              </w:rPr>
-            </w:pPr>
-            <w:r>
-              <w:rPr>
-                <w:rFonts w:ascii="Times New Roman" w:eastAsia="新宋体" w:hAnsi="Times New Roman" w:hint="eastAsia"/>
-                <w:sz w:val="18"/>
-                <w:szCs w:val="18"/>
-              </w:rPr>
-              <w:t>﹣</w:t>
-            </w:r>
-            <w:r>
-              <w:rPr>
-                <w:rFonts w:ascii="Times New Roman" w:eastAsia="新宋体" w:hAnsi="Times New Roman" w:hint="eastAsia"/>
-                <w:sz w:val="18"/>
-                <w:szCs w:val="18"/>
-              </w:rPr>
-              <w:t>183</w:t>
-            </w:r>
-          </w:p>
-        </w:tc>
-      </w:tr>
-      <w:tr>
-        <w:tc>
-          <w:tcPr>
-            <w:tcW w:w="2775" w:type="dxa"/>
-          </w:tcPr>
-          <w:p>
-            <w:pPr>
-              <w:spacing w:line="360" w:lineRule="auto"/>
-              <w:rPr>
-                <w:sz w:val="18"/>
-                <w:szCs w:val="18"/>
-              </w:rPr>
-            </w:pPr>
-            <w:r>
-              <w:rPr>
-                <w:rFonts w:ascii="Times New Roman" w:eastAsia="新宋体" w:hAnsi="Times New Roman" w:hint="eastAsia"/>
-                <w:sz w:val="18"/>
-                <w:szCs w:val="18"/>
-              </w:rPr>
-              <w:t>铁</w:t>
-            </w:r>
-          </w:p>
-        </w:tc>
-        <w:tc>
-          <w:tcPr>
-            <w:tcW w:w="2775" w:type="dxa"/>
-          </w:tcPr>
-          <w:p>
-            <w:pPr>
-              <w:spacing w:line="360" w:lineRule="auto"/>
-              <w:rPr>
-                <w:sz w:val="18"/>
-                <w:szCs w:val="18"/>
-              </w:rPr>
-            </w:pPr>
-            <w:r>
-              <w:rPr>
-                <w:rFonts w:ascii="Times New Roman" w:eastAsia="新宋体" w:hAnsi="Times New Roman" w:hint="eastAsia"/>
-                <w:sz w:val="18"/>
-                <w:szCs w:val="18"/>
-              </w:rPr>
-              <w:t>1538</w:t>
-            </w:r>
-          </w:p>
-        </w:tc>
-        <w:tc>
-          <w:tcPr>
-            <w:tcW w:w="2790" w:type="dxa"/>
-          </w:tcPr>
-          <w:p>
-            <w:pPr>
-              <w:spacing w:line="360" w:lineRule="auto"/>
-              <w:rPr>
-                <w:sz w:val="18"/>
-                <w:szCs w:val="18"/>
-              </w:rPr>
-            </w:pPr>
-            <w:r>
-              <w:rPr>
-                <w:rFonts w:ascii="Times New Roman" w:eastAsia="新宋体" w:hAnsi="Times New Roman" w:hint="eastAsia"/>
-                <w:sz w:val="18"/>
-                <w:szCs w:val="18"/>
-              </w:rPr>
-              <w:t>酒精</w:t>
-            </w:r>
-          </w:p>
-        </w:tc>
-        <w:tc>
-          <w:tcPr>
-            <w:tcW w:w="2790" w:type="dxa"/>
-          </w:tcPr>
-          <w:p>
-            <w:pPr>
-              <w:spacing w:line="360" w:lineRule="auto"/>
-              <w:rPr>
-                <w:sz w:val="18"/>
-                <w:szCs w:val="18"/>
-              </w:rPr>
-            </w:pPr>
-            <w:r>
-              <w:rPr>
-                <w:rFonts w:ascii="Times New Roman" w:eastAsia="新宋体" w:hAnsi="Times New Roman" w:hint="eastAsia"/>
-                <w:sz w:val="18"/>
-                <w:szCs w:val="18"/>
-              </w:rPr>
-              <w:t>78</w:t>
-            </w:r>
-          </w:p>
-        </w:tc>
-      </w:tr>
-      <w:tr>
-        <w:tc>
-          <w:tcPr>
-            <w:tcW w:w="2775" w:type="dxa"/>
-          </w:tcPr>
-          <w:p>
-            <w:pPr>
-              <w:spacing w:line="360" w:lineRule="auto"/>
-              <w:rPr>
-                <w:sz w:val="18"/>
-                <w:szCs w:val="18"/>
-              </w:rPr>
-            </w:pPr>
-            <w:r>
-              <w:rPr>
-                <w:rFonts w:ascii="Times New Roman" w:eastAsia="新宋体" w:hAnsi="Times New Roman" w:hint="eastAsia"/>
-                <w:sz w:val="18"/>
-                <w:szCs w:val="18"/>
-              </w:rPr>
-              <w:t>固态酒精</w:t>
-            </w:r>
-          </w:p>
-        </w:tc>
-        <w:tc>
-          <w:tcPr>
-            <w:tcW w:w="2775" w:type="dxa"/>
-          </w:tcPr>
-          <w:p>
-            <w:pPr>
-              <w:spacing w:line="360" w:lineRule="auto"/>
-              <w:rPr>
-                <w:sz w:val="18"/>
-                <w:szCs w:val="18"/>
-              </w:rPr>
-            </w:pPr>
-            <w:r>
-              <w:rPr>
-                <w:rFonts w:ascii="Times New Roman" w:eastAsia="新宋体" w:hAnsi="Times New Roman" w:hint="eastAsia"/>
-                <w:sz w:val="18"/>
-                <w:szCs w:val="18"/>
-              </w:rPr>
-              <w:t>﹣</w:t>
-            </w:r>
-            <w:r>
-              <w:rPr>
-                <w:rFonts w:ascii="Times New Roman" w:eastAsia="新宋体" w:hAnsi="Times New Roman" w:hint="eastAsia"/>
-                <w:sz w:val="18"/>
-                <w:szCs w:val="18"/>
-              </w:rPr>
-              <w:t>117</w:t>
-            </w:r>
-          </w:p>
-        </w:tc>
-        <w:tc>
-          <w:tcPr>
-            <w:tcW w:w="2790" w:type="dxa"/>
-          </w:tcPr>
-          <w:p>
-            <w:pPr>
-              <w:spacing w:line="360" w:lineRule="auto"/>
-              <w:rPr>
-                <w:sz w:val="18"/>
-                <w:szCs w:val="18"/>
-              </w:rPr>
-            </w:pPr>
-            <w:r>
-              <w:rPr>
-                <w:rFonts w:ascii="Times New Roman" w:eastAsia="新宋体" w:hAnsi="Times New Roman" w:hint="eastAsia"/>
-                <w:sz w:val="18"/>
-                <w:szCs w:val="18"/>
-              </w:rPr>
-              <w:t>水</w:t>
-            </w:r>
-          </w:p>
-        </w:tc>
-        <w:tc>
-          <w:tcPr>
-            <w:tcW w:w="2790" w:type="dxa"/>
-          </w:tcPr>
-          <w:p>
-            <w:pPr>
-              <w:spacing w:line="360" w:lineRule="auto"/>
-              <w:rPr>
-                <w:sz w:val="18"/>
-                <w:szCs w:val="18"/>
-              </w:rPr>
-            </w:pPr>
-            <w:r>
-              <w:rPr>
-                <w:rFonts w:ascii="Times New Roman" w:eastAsia="新宋体" w:hAnsi="Times New Roman" w:hint="eastAsia"/>
-                <w:sz w:val="18"/>
-                <w:szCs w:val="18"/>
-              </w:rPr>
-              <w:t>100</w:t>
-            </w:r>
-          </w:p>
-        </w:tc>
-      </w:tr>
-    </w:tbl>
+        <w:t>如图所示，广州夏天气温很高，开了空调的车刚离开地库时，可能会在挡风玻璃上起水雾而影响行车安全，车内司机要想方设法防止水雾产生或使水雾消失。下面说法正确的是（　　）</w:t>
+      </w:r>
+    </w:p>
     <w:p>
       <w:pPr>
         <w:pStyle w:val="123"/>
@@ -3365,6 +2630,74 @@
       <w:r>
         <w:rPr>
           <w:rFonts w:hint="eastAsia"/>
+          <w:noProof/>
+        </w:rPr>
+        <w:drawing>
+          <wp:anchor distT="0" distB="0" distL="114300" distR="114300" simplePos="0" relativeHeight="251659776" behindDoc="0" locked="0" layoutInCell="1" allowOverlap="1" wp14:anchorId="3240E54D" wp14:editId="669E6EED">
+            <wp:simplePos x="0" y="0"/>
+            <wp:positionH relativeFrom="column">
+              <wp:posOffset>4219285</wp:posOffset>
+            </wp:positionH>
+            <wp:positionV relativeFrom="paragraph">
+              <wp:posOffset>47419</wp:posOffset>
+            </wp:positionV>
+            <wp:extent cx="1009540" cy="799219"/>
+            <wp:effectExtent l="0" t="0" r="635" b="1270"/>
+            <wp:wrapNone/>
+            <wp:docPr id="39" name="图片24" descr="菁优网：http://www.jyeoo.com"/>
+            <wp:cNvGraphicFramePr>
+              <a:graphicFrameLocks xmlns:a="http://schemas.openxmlformats.org/drawingml/2006/main" noChangeAspect="1"/>
+            </wp:cNvGraphicFramePr>
+            <a:graphic xmlns:a="http://schemas.openxmlformats.org/drawingml/2006/main">
+              <a:graphicData uri="http://schemas.openxmlformats.org/drawingml/2006/picture">
+                <pic:pic xmlns:pic="http://schemas.openxmlformats.org/drawingml/2006/picture">
+                  <pic:nvPicPr>
+                    <pic:cNvPr id="39" name="图片24" descr="菁优网：http://www.jyeoo.com"/>
+                    <pic:cNvPicPr>
+                      <a:picLocks noChangeAspect="1"/>
+                    </pic:cNvPicPr>
+                  </pic:nvPicPr>
+                  <pic:blipFill>
+                    <a:blip r:embed="rId18" cstate="print">
+                      <a:extLst>
+                        <a:ext uri="{28A0092B-C50C-407E-A947-70E740481C1C}">
+                          <a14:useLocalDpi xmlns:a14="http://schemas.microsoft.com/office/drawing/2010/main" val="0"/>
+                        </a:ext>
+                      </a:extLst>
+                    </a:blip>
+                    <a:stretch>
+                      <a:fillRect/>
+                    </a:stretch>
+                  </pic:blipFill>
+                  <pic:spPr>
+                    <a:xfrm>
+                      <a:off x="0" y="0"/>
+                      <a:ext cx="1009540" cy="799219"/>
+                    </a:xfrm>
+                    <a:prstGeom prst="rect">
+                      <a:avLst/>
+                    </a:prstGeom>
+                  </pic:spPr>
+                </pic:pic>
+              </a:graphicData>
+            </a:graphic>
+            <wp14:sizeRelH relativeFrom="page">
+              <wp14:pctWidth>0</wp14:pctWidth>
+            </wp14:sizeRelH>
+            <wp14:sizeRelV relativeFrom="page">
+              <wp14:pctHeight>0</wp14:pctHeight>
+            </wp14:sizeRelV>
+          </wp:anchor>
+        </w:drawing>
+      </w:r>
+    </w:p>
+    <w:p>
+      <w:pPr>
+        <w:pStyle w:val="123"/>
+      </w:pPr>
+      <w:r>
+        <w:rPr>
+          <w:rFonts w:hint="eastAsia"/>
         </w:rPr>
         <w:t>A</w:t>
       </w:r>
@@ -3372,19 +2705,7 @@
         <w:rPr>
           <w:rFonts w:hint="eastAsia"/>
         </w:rPr>
-        <w:t>．﹣</w:t>
-      </w:r>
-      <w:r>
-        <w:rPr>
-          <w:rFonts w:hint="eastAsia"/>
-        </w:rPr>
-        <w:t>110</w:t>
-      </w:r>
-      <w:r>
-        <w:rPr>
-          <w:rFonts w:hint="eastAsia"/>
-        </w:rPr>
-        <w:t>℃的酒精是固态</w:t>
+        <w:t>．水雾是水蒸气，可通过打开车窗通风去除</w:t>
       </w:r>
       <w:r>
         <w:tab/>
@@ -3404,7 +2725,7 @@
         <w:rPr>
           <w:rFonts w:hint="eastAsia"/>
         </w:rPr>
-        <w:t>．可以用铜制容器来盛放铁水</w:t>
+        <w:t>．水雾在外侧玻璃面，可开启车窗外雨刮器去除</w:t>
       </w:r>
       <w:r>
         <w:tab/>
@@ -3424,19 +2745,7 @@
         <w:rPr>
           <w:rFonts w:hint="eastAsia"/>
         </w:rPr>
-        <w:t>．液态氧在沸腾的过程中温度保持在﹣</w:t>
-      </w:r>
-      <w:r>
-        <w:rPr>
-          <w:rFonts w:hint="eastAsia"/>
-        </w:rPr>
-        <w:t>183</w:t>
-      </w:r>
-      <w:r>
-        <w:rPr>
-          <w:rFonts w:hint="eastAsia"/>
-        </w:rPr>
-        <w:t>℃不变</w:t>
+        <w:t>．形成水雾过程吸热，可加大车内空调制冷防止</w:t>
       </w:r>
       <w:r>
         <w:tab/>
@@ -3456,7 +2765,7 @@
         <w:rPr>
           <w:rFonts w:hint="eastAsia"/>
         </w:rPr>
-        <w:t>．可以用酒精温度计测沸水的温度</w:t>
+        <w:t>．水雾蒸发过程放热，可加热挡风玻璃去除水雾</w:t>
       </w:r>
     </w:p>
     <w:p>
@@ -3474,38 +2783,8 @@
         <w:rPr>
           <w:rFonts w:hint="eastAsia"/>
         </w:rPr>
-        <w:t>C</w:t>
-      </w:r>
-    </w:p>
-    <w:p>
-      <w:pPr>
-        <w:spacing w:line="360" w:lineRule="auto"/>
-        <w:ind w:leftChars="130" w:left="273"/>
-        <w:rPr>
-          <w:rFonts w:ascii="Times New Roman" w:eastAsia="新宋体" w:hAnsi="Times New Roman"/>
-          <w:szCs w:val="21"/>
-        </w:rPr>
-      </w:pPr>
-    </w:p>
-    <w:p>
-      <w:pPr>
-        <w:spacing w:line="360" w:lineRule="auto"/>
-        <w:ind w:leftChars="130" w:left="273"/>
-        <w:rPr>
-          <w:rFonts w:ascii="Times New Roman" w:eastAsia="新宋体" w:hAnsi="Times New Roman"/>
-          <w:szCs w:val="21"/>
-        </w:rPr>
-      </w:pPr>
-    </w:p>
-    <w:p>
-      <w:pPr>
-        <w:spacing w:line="360" w:lineRule="auto"/>
-        <w:ind w:leftChars="130" w:left="273"/>
-        <w:rPr>
-          <w:rFonts w:ascii="Times New Roman" w:eastAsia="新宋体" w:hAnsi="Times New Roman"/>
-          <w:szCs w:val="21"/>
-        </w:rPr>
-      </w:pPr>
+        <w:t>B</w:t>
+      </w:r>
     </w:p>
     <w:p>
       <w:pPr>
@@ -3516,14 +2795,13 @@
         <w:rPr>
           <w:noProof/>
         </w:rPr>
-        <w:lastRenderedPageBreak/>
         <mc:AlternateContent>
           <mc:Choice Requires="wps">
             <w:drawing>
-              <wp:inline distT="0" distB="0" distL="0" distR="0" wp14:anchorId="273ED2AB" wp14:editId="3024BDF8">
+              <wp:inline distT="0" distB="0" distL="0" distR="0" wp14:anchorId="4B9377AA" wp14:editId="73629018">
                 <wp:extent cx="356870" cy="177165"/>
                 <wp:effectExtent l="0" t="0" r="10160" b="6350"/>
-                <wp:docPr id="20" name="矩形 20"/>
+                <wp:docPr id="19" name="矩形 19"/>
                 <wp:cNvGraphicFramePr/>
                 <a:graphic xmlns:a="http://schemas.openxmlformats.org/drawingml/2006/main">
                   <a:graphicData uri="http://schemas.microsoft.com/office/word/2010/wordprocessingShape">
@@ -3619,7 +2897,7 @@
           </mc:Choice>
           <mc:Fallback>
             <w:pict>
-              <v:rect w14:anchorId="273ED2AB" id="矩形 20" o:spid="_x0000_s1039" style="width:28.1pt;height:13.95pt;visibility:visible;mso-wrap-style:square;mso-left-percent:-10001;mso-top-percent:-10001;mso-position-horizontal:absolute;mso-position-horizontal-relative:char;mso-position-vertical:absolute;mso-position-vertical-relative:line;mso-left-percent:-10001;mso-top-percent:-10001;v-text-anchor:middle" o:gfxdata="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" fillcolor="#5aa13b [3205]" stroked="f" strokeweight="2pt">
+              <v:rect w14:anchorId="4B9377AA" id="矩形 19" o:spid="_x0000_s1038" style="width:28.1pt;height:13.95pt;visibility:visible;mso-wrap-style:square;mso-left-percent:-10001;mso-top-percent:-10001;mso-position-horizontal:absolute;mso-position-horizontal-relative:char;mso-position-vertical:absolute;mso-position-vertical-relative:line;mso-left-percent:-10001;mso-top-percent:-10001;v-text-anchor:middle" o:gfxdata="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" fillcolor="#5aa13b [3205]" stroked="f" strokeweight="2pt">
                 <v:textbox inset="0,0,0,0">
                   <w:txbxContent>
                     <w:p>
@@ -3678,9 +2956,402 @@
         <w:rPr>
           <w:rFonts w:hint="eastAsia"/>
         </w:rPr>
-        <w:t>生活中处处有物理：</w:t>
-      </w:r>
-    </w:p>
+        <w:t>标准大气压下，一些物质的熔点和沸点如表所示。则标准大气压下，下列说法正确的是（　　）</w:t>
+      </w:r>
+    </w:p>
+    <w:tbl>
+      <w:tblPr>
+        <w:tblW w:w="0" w:type="auto"/>
+        <w:tblInd w:w="280" w:type="dxa"/>
+        <w:tblBorders>
+          <w:top w:val="single" w:sz="0" w:space="0" w:color="000000"/>
+          <w:left w:val="single" w:sz="0" w:space="0" w:color="000000"/>
+          <w:bottom w:val="single" w:sz="0" w:space="0" w:color="000000"/>
+          <w:right w:val="single" w:sz="0" w:space="0" w:color="000000"/>
+          <w:insideH w:val="single" w:sz="0" w:space="0" w:color="000000"/>
+          <w:insideV w:val="single" w:sz="0" w:space="0" w:color="000000"/>
+        </w:tblBorders>
+        <w:tblCellMar>
+          <w:top w:w="30" w:type="dxa"/>
+          <w:left w:w="30" w:type="dxa"/>
+          <w:bottom w:w="30" w:type="dxa"/>
+          <w:right w:w="30" w:type="dxa"/>
+        </w:tblCellMar>
+        <w:tblLook w:val="04A0" w:firstRow="1" w:lastRow="0" w:firstColumn="1" w:lastColumn="0" w:noHBand="0" w:noVBand="1"/>
+      </w:tblPr>
+      <w:tblGrid>
+        <w:gridCol w:w="1989"/>
+        <w:gridCol w:w="2044"/>
+        <w:gridCol w:w="1998"/>
+        <w:gridCol w:w="2026"/>
+      </w:tblGrid>
+      <w:tr>
+        <w:tc>
+          <w:tcPr>
+            <w:tcW w:w="5550" w:type="dxa"/>
+            <w:gridSpan w:val="2"/>
+          </w:tcPr>
+          <w:p>
+            <w:pPr>
+              <w:spacing w:line="360" w:lineRule="auto"/>
+              <w:rPr>
+                <w:sz w:val="18"/>
+                <w:szCs w:val="18"/>
+              </w:rPr>
+            </w:pPr>
+            <w:r>
+              <w:rPr>
+                <w:rFonts w:ascii="Times New Roman" w:eastAsia="新宋体" w:hAnsi="Times New Roman" w:hint="eastAsia"/>
+                <w:sz w:val="18"/>
+                <w:szCs w:val="18"/>
+              </w:rPr>
+              <w:t>熔点</w:t>
+            </w:r>
+            <w:r>
+              <w:rPr>
+                <w:rFonts w:ascii="Times New Roman" w:eastAsia="新宋体" w:hAnsi="Times New Roman" w:hint="eastAsia"/>
+                <w:sz w:val="18"/>
+                <w:szCs w:val="18"/>
+              </w:rPr>
+              <w:t>/</w:t>
+            </w:r>
+            <w:r>
+              <w:rPr>
+                <w:rFonts w:ascii="Times New Roman" w:eastAsia="新宋体" w:hAnsi="Times New Roman" w:hint="eastAsia"/>
+                <w:sz w:val="18"/>
+                <w:szCs w:val="18"/>
+              </w:rPr>
+              <w:t>℃</w:t>
+            </w:r>
+          </w:p>
+        </w:tc>
+        <w:tc>
+          <w:tcPr>
+            <w:tcW w:w="5580" w:type="dxa"/>
+            <w:gridSpan w:val="2"/>
+          </w:tcPr>
+          <w:p>
+            <w:pPr>
+              <w:spacing w:line="360" w:lineRule="auto"/>
+              <w:rPr>
+                <w:sz w:val="18"/>
+                <w:szCs w:val="18"/>
+              </w:rPr>
+            </w:pPr>
+            <w:r>
+              <w:rPr>
+                <w:rFonts w:ascii="Times New Roman" w:eastAsia="新宋体" w:hAnsi="Times New Roman" w:hint="eastAsia"/>
+                <w:sz w:val="18"/>
+                <w:szCs w:val="18"/>
+              </w:rPr>
+              <w:t>沸点</w:t>
+            </w:r>
+            <w:r>
+              <w:rPr>
+                <w:rFonts w:ascii="Times New Roman" w:eastAsia="新宋体" w:hAnsi="Times New Roman" w:hint="eastAsia"/>
+                <w:sz w:val="18"/>
+                <w:szCs w:val="18"/>
+              </w:rPr>
+              <w:t>/</w:t>
+            </w:r>
+            <w:r>
+              <w:rPr>
+                <w:rFonts w:ascii="Times New Roman" w:eastAsia="新宋体" w:hAnsi="Times New Roman" w:hint="eastAsia"/>
+                <w:sz w:val="18"/>
+                <w:szCs w:val="18"/>
+              </w:rPr>
+              <w:t>℃</w:t>
+            </w:r>
+          </w:p>
+        </w:tc>
+      </w:tr>
+      <w:tr>
+        <w:tc>
+          <w:tcPr>
+            <w:tcW w:w="2775" w:type="dxa"/>
+          </w:tcPr>
+          <w:p>
+            <w:pPr>
+              <w:spacing w:line="360" w:lineRule="auto"/>
+              <w:rPr>
+                <w:sz w:val="18"/>
+                <w:szCs w:val="18"/>
+              </w:rPr>
+            </w:pPr>
+            <w:r>
+              <w:rPr>
+                <w:rFonts w:ascii="Times New Roman" w:eastAsia="新宋体" w:hAnsi="Times New Roman" w:hint="eastAsia"/>
+                <w:sz w:val="18"/>
+                <w:szCs w:val="18"/>
+              </w:rPr>
+              <w:t>铜</w:t>
+            </w:r>
+          </w:p>
+        </w:tc>
+        <w:tc>
+          <w:tcPr>
+            <w:tcW w:w="2775" w:type="dxa"/>
+          </w:tcPr>
+          <w:p>
+            <w:pPr>
+              <w:spacing w:line="360" w:lineRule="auto"/>
+              <w:rPr>
+                <w:sz w:val="18"/>
+                <w:szCs w:val="18"/>
+              </w:rPr>
+            </w:pPr>
+            <w:r>
+              <w:rPr>
+                <w:rFonts w:ascii="Times New Roman" w:eastAsia="新宋体" w:hAnsi="Times New Roman" w:hint="eastAsia"/>
+                <w:sz w:val="18"/>
+                <w:szCs w:val="18"/>
+              </w:rPr>
+              <w:t>1083</w:t>
+            </w:r>
+          </w:p>
+        </w:tc>
+        <w:tc>
+          <w:tcPr>
+            <w:tcW w:w="2790" w:type="dxa"/>
+          </w:tcPr>
+          <w:p>
+            <w:pPr>
+              <w:spacing w:line="360" w:lineRule="auto"/>
+              <w:rPr>
+                <w:sz w:val="18"/>
+                <w:szCs w:val="18"/>
+              </w:rPr>
+            </w:pPr>
+            <w:r>
+              <w:rPr>
+                <w:rFonts w:ascii="Times New Roman" w:eastAsia="新宋体" w:hAnsi="Times New Roman" w:hint="eastAsia"/>
+                <w:sz w:val="18"/>
+                <w:szCs w:val="18"/>
+              </w:rPr>
+              <w:t>液态氧</w:t>
+            </w:r>
+          </w:p>
+        </w:tc>
+        <w:tc>
+          <w:tcPr>
+            <w:tcW w:w="2790" w:type="dxa"/>
+          </w:tcPr>
+          <w:p>
+            <w:pPr>
+              <w:spacing w:line="360" w:lineRule="auto"/>
+              <w:rPr>
+                <w:sz w:val="18"/>
+                <w:szCs w:val="18"/>
+              </w:rPr>
+            </w:pPr>
+            <w:r>
+              <w:rPr>
+                <w:rFonts w:ascii="Times New Roman" w:eastAsia="新宋体" w:hAnsi="Times New Roman" w:hint="eastAsia"/>
+                <w:sz w:val="18"/>
+                <w:szCs w:val="18"/>
+              </w:rPr>
+              <w:t>﹣</w:t>
+            </w:r>
+            <w:r>
+              <w:rPr>
+                <w:rFonts w:ascii="Times New Roman" w:eastAsia="新宋体" w:hAnsi="Times New Roman" w:hint="eastAsia"/>
+                <w:sz w:val="18"/>
+                <w:szCs w:val="18"/>
+              </w:rPr>
+              <w:t>183</w:t>
+            </w:r>
+          </w:p>
+        </w:tc>
+      </w:tr>
+      <w:tr>
+        <w:tc>
+          <w:tcPr>
+            <w:tcW w:w="2775" w:type="dxa"/>
+          </w:tcPr>
+          <w:p>
+            <w:pPr>
+              <w:spacing w:line="360" w:lineRule="auto"/>
+              <w:rPr>
+                <w:sz w:val="18"/>
+                <w:szCs w:val="18"/>
+              </w:rPr>
+            </w:pPr>
+            <w:r>
+              <w:rPr>
+                <w:rFonts w:ascii="Times New Roman" w:eastAsia="新宋体" w:hAnsi="Times New Roman" w:hint="eastAsia"/>
+                <w:sz w:val="18"/>
+                <w:szCs w:val="18"/>
+              </w:rPr>
+              <w:t>铁</w:t>
+            </w:r>
+          </w:p>
+        </w:tc>
+        <w:tc>
+          <w:tcPr>
+            <w:tcW w:w="2775" w:type="dxa"/>
+          </w:tcPr>
+          <w:p>
+            <w:pPr>
+              <w:spacing w:line="360" w:lineRule="auto"/>
+              <w:rPr>
+                <w:sz w:val="18"/>
+                <w:szCs w:val="18"/>
+              </w:rPr>
+            </w:pPr>
+            <w:r>
+              <w:rPr>
+                <w:rFonts w:ascii="Times New Roman" w:eastAsia="新宋体" w:hAnsi="Times New Roman" w:hint="eastAsia"/>
+                <w:sz w:val="18"/>
+                <w:szCs w:val="18"/>
+              </w:rPr>
+              <w:t>1538</w:t>
+            </w:r>
+          </w:p>
+        </w:tc>
+        <w:tc>
+          <w:tcPr>
+            <w:tcW w:w="2790" w:type="dxa"/>
+          </w:tcPr>
+          <w:p>
+            <w:pPr>
+              <w:spacing w:line="360" w:lineRule="auto"/>
+              <w:rPr>
+                <w:sz w:val="18"/>
+                <w:szCs w:val="18"/>
+              </w:rPr>
+            </w:pPr>
+            <w:r>
+              <w:rPr>
+                <w:rFonts w:ascii="Times New Roman" w:eastAsia="新宋体" w:hAnsi="Times New Roman" w:hint="eastAsia"/>
+                <w:sz w:val="18"/>
+                <w:szCs w:val="18"/>
+              </w:rPr>
+              <w:t>酒精</w:t>
+            </w:r>
+          </w:p>
+        </w:tc>
+        <w:tc>
+          <w:tcPr>
+            <w:tcW w:w="2790" w:type="dxa"/>
+          </w:tcPr>
+          <w:p>
+            <w:pPr>
+              <w:spacing w:line="360" w:lineRule="auto"/>
+              <w:rPr>
+                <w:sz w:val="18"/>
+                <w:szCs w:val="18"/>
+              </w:rPr>
+            </w:pPr>
+            <w:r>
+              <w:rPr>
+                <w:rFonts w:ascii="Times New Roman" w:eastAsia="新宋体" w:hAnsi="Times New Roman" w:hint="eastAsia"/>
+                <w:sz w:val="18"/>
+                <w:szCs w:val="18"/>
+              </w:rPr>
+              <w:t>78</w:t>
+            </w:r>
+          </w:p>
+        </w:tc>
+      </w:tr>
+      <w:tr>
+        <w:tc>
+          <w:tcPr>
+            <w:tcW w:w="2775" w:type="dxa"/>
+          </w:tcPr>
+          <w:p>
+            <w:pPr>
+              <w:spacing w:line="360" w:lineRule="auto"/>
+              <w:rPr>
+                <w:sz w:val="18"/>
+                <w:szCs w:val="18"/>
+              </w:rPr>
+            </w:pPr>
+            <w:r>
+              <w:rPr>
+                <w:rFonts w:ascii="Times New Roman" w:eastAsia="新宋体" w:hAnsi="Times New Roman" w:hint="eastAsia"/>
+                <w:sz w:val="18"/>
+                <w:szCs w:val="18"/>
+              </w:rPr>
+              <w:t>固态酒精</w:t>
+            </w:r>
+          </w:p>
+        </w:tc>
+        <w:tc>
+          <w:tcPr>
+            <w:tcW w:w="2775" w:type="dxa"/>
+          </w:tcPr>
+          <w:p>
+            <w:pPr>
+              <w:spacing w:line="360" w:lineRule="auto"/>
+              <w:rPr>
+                <w:sz w:val="18"/>
+                <w:szCs w:val="18"/>
+              </w:rPr>
+            </w:pPr>
+            <w:r>
+              <w:rPr>
+                <w:rFonts w:ascii="Times New Roman" w:eastAsia="新宋体" w:hAnsi="Times New Roman" w:hint="eastAsia"/>
+                <w:sz w:val="18"/>
+                <w:szCs w:val="18"/>
+              </w:rPr>
+              <w:t>﹣</w:t>
+            </w:r>
+            <w:r>
+              <w:rPr>
+                <w:rFonts w:ascii="Times New Roman" w:eastAsia="新宋体" w:hAnsi="Times New Roman" w:hint="eastAsia"/>
+                <w:sz w:val="18"/>
+                <w:szCs w:val="18"/>
+              </w:rPr>
+              <w:t>117</w:t>
+            </w:r>
+          </w:p>
+        </w:tc>
+        <w:tc>
+          <w:tcPr>
+            <w:tcW w:w="2790" w:type="dxa"/>
+          </w:tcPr>
+          <w:p>
+            <w:pPr>
+              <w:spacing w:line="360" w:lineRule="auto"/>
+              <w:rPr>
+                <w:sz w:val="18"/>
+                <w:szCs w:val="18"/>
+              </w:rPr>
+            </w:pPr>
+            <w:r>
+              <w:rPr>
+                <w:rFonts w:ascii="Times New Roman" w:eastAsia="新宋体" w:hAnsi="Times New Roman" w:hint="eastAsia"/>
+                <w:sz w:val="18"/>
+                <w:szCs w:val="18"/>
+              </w:rPr>
+              <w:t>水</w:t>
+            </w:r>
+          </w:p>
+        </w:tc>
+        <w:tc>
+          <w:tcPr>
+            <w:tcW w:w="2790" w:type="dxa"/>
+          </w:tcPr>
+          <w:p>
+            <w:pPr>
+              <w:spacing w:line="360" w:lineRule="auto"/>
+              <w:rPr>
+                <w:sz w:val="18"/>
+                <w:szCs w:val="18"/>
+              </w:rPr>
+            </w:pPr>
+            <w:r>
+              <w:rPr>
+                <w:rFonts w:ascii="Times New Roman" w:eastAsia="新宋体" w:hAnsi="Times New Roman" w:hint="eastAsia"/>
+                <w:sz w:val="18"/>
+                <w:szCs w:val="18"/>
+              </w:rPr>
+              <w:t>100</w:t>
+            </w:r>
+          </w:p>
+        </w:tc>
+      </w:tr>
+    </w:tbl>
     <w:p>
       <w:pPr>
         <w:pStyle w:val="123"/>
@@ -3688,131 +3359,29 @@
       <w:r>
         <w:rPr>
           <w:rFonts w:hint="eastAsia"/>
-          <w:noProof/>
-        </w:rPr>
-        <w:drawing>
-          <wp:inline distT="0" distB="0" distL="0" distR="0" wp14:anchorId="0C989063" wp14:editId="53E7EFC5">
-            <wp:extent cx="932815" cy="1016000"/>
-            <wp:effectExtent l="0" t="0" r="6350" b="9525"/>
-            <wp:docPr id="41" name="图片24" descr="菁优网：http://www.jyeoo.com"/>
-            <wp:cNvGraphicFramePr>
-              <a:graphicFrameLocks xmlns:a="http://schemas.openxmlformats.org/drawingml/2006/main" noChangeAspect="1"/>
-            </wp:cNvGraphicFramePr>
-            <a:graphic xmlns:a="http://schemas.openxmlformats.org/drawingml/2006/main">
-              <a:graphicData uri="http://schemas.openxmlformats.org/drawingml/2006/picture">
-                <pic:pic xmlns:pic="http://schemas.openxmlformats.org/drawingml/2006/picture">
-                  <pic:nvPicPr>
-                    <pic:cNvPr id="41" name="图片24" descr="菁优网：http://www.jyeoo.com"/>
-                    <pic:cNvPicPr>
-                      <a:picLocks noChangeAspect="1"/>
-                    </pic:cNvPicPr>
-                  </pic:nvPicPr>
-                  <pic:blipFill>
-                    <a:blip r:embed="rId19" cstate="print"/>
-                    <a:stretch>
-                      <a:fillRect/>
-                    </a:stretch>
-                  </pic:blipFill>
-                  <pic:spPr>
-                    <a:xfrm>
-                      <a:off x="0" y="0"/>
-                      <a:ext cx="932815" cy="1016000"/>
-                    </a:xfrm>
-                    <a:prstGeom prst="rect">
-                      <a:avLst/>
-                    </a:prstGeom>
-                  </pic:spPr>
-                </pic:pic>
-              </a:graphicData>
-            </a:graphic>
-          </wp:inline>
-        </w:drawing>
-      </w:r>
-      <w:r>
-        <w:rPr>
-          <w:rFonts w:hint="eastAsia"/>
-          <w:noProof/>
-        </w:rPr>
-        <w:drawing>
-          <wp:inline distT="0" distB="0" distL="0" distR="0" wp14:anchorId="03E62F30" wp14:editId="30ACF704">
-            <wp:extent cx="1662430" cy="1049655"/>
-            <wp:effectExtent l="0" t="0" r="0" b="8255"/>
-            <wp:docPr id="45" name="图片24" descr="菁优网：http://www.jyeoo.com"/>
-            <wp:cNvGraphicFramePr>
-              <a:graphicFrameLocks xmlns:a="http://schemas.openxmlformats.org/drawingml/2006/main" noChangeAspect="1"/>
-            </wp:cNvGraphicFramePr>
-            <a:graphic xmlns:a="http://schemas.openxmlformats.org/drawingml/2006/main">
-              <a:graphicData uri="http://schemas.openxmlformats.org/drawingml/2006/picture">
-                <pic:pic xmlns:pic="http://schemas.openxmlformats.org/drawingml/2006/picture">
-                  <pic:nvPicPr>
-                    <pic:cNvPr id="45" name="图片24" descr="菁优网：http://www.jyeoo.com"/>
-                    <pic:cNvPicPr>
-                      <a:picLocks noChangeAspect="1"/>
-                    </pic:cNvPicPr>
-                  </pic:nvPicPr>
-                  <pic:blipFill>
-                    <a:blip r:embed="rId20" cstate="print"/>
-                    <a:stretch>
-                      <a:fillRect/>
-                    </a:stretch>
-                  </pic:blipFill>
-                  <pic:spPr>
-                    <a:xfrm>
-                      <a:off x="0" y="0"/>
-                      <a:ext cx="1662430" cy="1049655"/>
-                    </a:xfrm>
-                    <a:prstGeom prst="rect">
-                      <a:avLst/>
-                    </a:prstGeom>
-                  </pic:spPr>
-                </pic:pic>
-              </a:graphicData>
-            </a:graphic>
-          </wp:inline>
-        </w:drawing>
-      </w:r>
-      <w:r>
-        <w:rPr>
-          <w:rFonts w:hint="eastAsia"/>
-          <w:noProof/>
-        </w:rPr>
-        <w:drawing>
-          <wp:inline distT="0" distB="0" distL="0" distR="0" wp14:anchorId="768D1F3B" wp14:editId="1EF3FEEA">
-            <wp:extent cx="1057275" cy="1047750"/>
-            <wp:effectExtent l="0" t="0" r="635" b="10160"/>
-            <wp:docPr id="42" name="图片24" descr="菁优网：http://www.jyeoo.com"/>
-            <wp:cNvGraphicFramePr>
-              <a:graphicFrameLocks xmlns:a="http://schemas.openxmlformats.org/drawingml/2006/main" noChangeAspect="1"/>
-            </wp:cNvGraphicFramePr>
-            <a:graphic xmlns:a="http://schemas.openxmlformats.org/drawingml/2006/main">
-              <a:graphicData uri="http://schemas.openxmlformats.org/drawingml/2006/picture">
-                <pic:pic xmlns:pic="http://schemas.openxmlformats.org/drawingml/2006/picture">
-                  <pic:nvPicPr>
-                    <pic:cNvPr id="42" name="图片24" descr="菁优网：http://www.jyeoo.com"/>
-                    <pic:cNvPicPr>
-                      <a:picLocks noChangeAspect="1"/>
-                    </pic:cNvPicPr>
-                  </pic:nvPicPr>
-                  <pic:blipFill>
-                    <a:blip r:embed="rId21" cstate="print"/>
-                    <a:stretch>
-                      <a:fillRect/>
-                    </a:stretch>
-                  </pic:blipFill>
-                  <pic:spPr>
-                    <a:xfrm>
-                      <a:off x="0" y="0"/>
-                      <a:ext cx="1057423" cy="1047896"/>
-                    </a:xfrm>
-                    <a:prstGeom prst="rect">
-                      <a:avLst/>
-                    </a:prstGeom>
-                  </pic:spPr>
-                </pic:pic>
-              </a:graphicData>
-            </a:graphic>
-          </wp:inline>
-        </w:drawing>
+        </w:rPr>
+        <w:t>A</w:t>
+      </w:r>
+      <w:r>
+        <w:rPr>
+          <w:rFonts w:hint="eastAsia"/>
+        </w:rPr>
+        <w:t>．﹣</w:t>
+      </w:r>
+      <w:r>
+        <w:rPr>
+          <w:rFonts w:hint="eastAsia"/>
+        </w:rPr>
+        <w:t>110</w:t>
+      </w:r>
+      <w:r>
+        <w:rPr>
+          <w:rFonts w:hint="eastAsia"/>
+        </w:rPr>
+        <w:t>℃的酒精是固态</w:t>
+      </w:r>
+      <w:r>
+        <w:tab/>
       </w:r>
     </w:p>
     <w:p>
@@ -3823,158 +3392,16 @@
         <w:rPr>
           <w:rFonts w:hint="eastAsia"/>
         </w:rPr>
-        <w:t>（</w:t>
-      </w:r>
-      <w:r>
-        <w:rPr>
-          <w:rFonts w:hint="eastAsia"/>
-        </w:rPr>
-        <w:t>1</w:t>
-      </w:r>
-      <w:r>
-        <w:rPr>
-          <w:rFonts w:hint="eastAsia"/>
-        </w:rPr>
-        <w:t>）夏天，人们常用喷雾杀虫剂灭蚊，如图所示，杀虫剂在金属罐中是液态，在罐装时是通过</w:t>
-      </w:r>
-      <w:r>
-        <w:rPr>
-          <w:rFonts w:hint="eastAsia"/>
-        </w:rPr>
-        <w:t xml:space="preserve"> </w:t>
-      </w:r>
-      <w:r>
-        <w:rPr>
-          <w:rFonts w:hint="eastAsia"/>
-          <w:u w:val="single"/>
-        </w:rPr>
-        <w:t xml:space="preserve">　</w:t>
-      </w:r>
-      <w:r>
-        <w:rPr>
-          <w:rFonts w:hint="eastAsia"/>
-          <w:u w:val="single"/>
-        </w:rPr>
-        <w:t xml:space="preserve">    </w:t>
-      </w:r>
-      <w:r>
-        <w:rPr>
-          <w:rFonts w:hint="eastAsia"/>
-          <w:u w:val="single"/>
-        </w:rPr>
-        <w:t xml:space="preserve">　</w:t>
-      </w:r>
-      <w:r>
-        <w:rPr>
-          <w:rFonts w:hint="eastAsia"/>
-        </w:rPr>
-        <w:t xml:space="preserve"> </w:t>
-      </w:r>
-      <w:r>
-        <w:rPr>
-          <w:rFonts w:hint="eastAsia"/>
-        </w:rPr>
-        <w:t>的方法使气体液化储存在金属罐中的。当按钮被按下时喷嘴喷出一定的药剂后，会感觉到</w:t>
-      </w:r>
-      <w:proofErr w:type="gramStart"/>
-      <w:r>
-        <w:rPr>
-          <w:rFonts w:hint="eastAsia"/>
-        </w:rPr>
-        <w:t>金属罐变</w:t>
-      </w:r>
-      <w:proofErr w:type="gramEnd"/>
-      <w:r>
-        <w:rPr>
-          <w:rFonts w:hint="eastAsia"/>
-        </w:rPr>
-        <w:t xml:space="preserve"> </w:t>
-      </w:r>
-      <w:r>
-        <w:rPr>
-          <w:rFonts w:hint="eastAsia"/>
-          <w:u w:val="single"/>
-        </w:rPr>
-        <w:t xml:space="preserve">　</w:t>
-      </w:r>
-      <w:r>
-        <w:rPr>
-          <w:rFonts w:hint="eastAsia"/>
-          <w:u w:val="single"/>
-        </w:rPr>
-        <w:t xml:space="preserve"> </w:t>
-      </w:r>
-      <w:r>
-        <w:rPr>
-          <w:rFonts w:hint="eastAsia"/>
-          <w:u w:val="single"/>
-        </w:rPr>
-        <w:t xml:space="preserve">　</w:t>
-      </w:r>
-      <w:r>
-        <w:rPr>
-          <w:rFonts w:hint="eastAsia"/>
-        </w:rPr>
-        <w:t xml:space="preserve"> </w:t>
-      </w:r>
-      <w:r>
-        <w:rPr>
-          <w:rFonts w:hint="eastAsia"/>
-        </w:rPr>
-        <w:t>（选填“冷”或“热”），这是由于喷洒时，</w:t>
-      </w:r>
-      <w:proofErr w:type="gramStart"/>
-      <w:r>
-        <w:rPr>
-          <w:rFonts w:hint="eastAsia"/>
-        </w:rPr>
-        <w:t>瓶内部</w:t>
-      </w:r>
-      <w:proofErr w:type="gramEnd"/>
-      <w:r>
-        <w:rPr>
-          <w:rFonts w:hint="eastAsia"/>
-        </w:rPr>
-        <w:t>分液体会迅速</w:t>
-      </w:r>
-      <w:r>
-        <w:rPr>
-          <w:rFonts w:hint="eastAsia"/>
-        </w:rPr>
-        <w:t xml:space="preserve"> </w:t>
-      </w:r>
-      <w:r>
-        <w:rPr>
-          <w:rFonts w:hint="eastAsia"/>
-          <w:u w:val="single"/>
-        </w:rPr>
-        <w:t xml:space="preserve">　</w:t>
-      </w:r>
-      <w:r>
-        <w:rPr>
-          <w:rFonts w:hint="eastAsia"/>
-          <w:u w:val="single"/>
-        </w:rPr>
-        <w:t xml:space="preserve">    </w:t>
-      </w:r>
-      <w:r>
-        <w:rPr>
-          <w:rFonts w:hint="eastAsia"/>
-          <w:u w:val="single"/>
-        </w:rPr>
-        <w:t xml:space="preserve">　</w:t>
-      </w:r>
-      <w:r>
-        <w:rPr>
-          <w:rFonts w:hint="eastAsia"/>
-        </w:rPr>
-        <w:t xml:space="preserve"> </w:t>
-      </w:r>
-      <w:r>
-        <w:rPr>
-          <w:rFonts w:hint="eastAsia"/>
-        </w:rPr>
-        <w:t>。（填物态变化）</w:t>
+        <w:t>B</w:t>
+      </w:r>
+      <w:r>
+        <w:rPr>
+          <w:rFonts w:hint="eastAsia"/>
+        </w:rPr>
+        <w:t>．可以用铜制容器来盛放铁水</w:t>
+      </w:r>
+      <w:r>
+        <w:tab/>
       </w:r>
     </w:p>
     <w:p>
@@ -3985,46 +3412,28 @@
         <w:rPr>
           <w:rFonts w:hint="eastAsia"/>
         </w:rPr>
-        <w:t>小明在厨房中发现，壶里的水烧开以后，壶嘴上方冒出一团团“白气”，这“白气”实质上是</w:t>
-      </w:r>
-      <w:r>
-        <w:rPr>
-          <w:rFonts w:hint="eastAsia"/>
-        </w:rPr>
-        <w:t xml:space="preserve"> </w:t>
-      </w:r>
-      <w:r>
-        <w:rPr>
-          <w:rFonts w:hint="eastAsia"/>
-          <w:u w:val="single"/>
-        </w:rPr>
-        <w:t xml:space="preserve">　</w:t>
-      </w:r>
-      <w:r>
-        <w:rPr>
-          <w:rFonts w:hint="eastAsia"/>
-          <w:u w:val="single"/>
-        </w:rPr>
-        <w:t xml:space="preserve">    </w:t>
-      </w:r>
-      <w:r>
-        <w:rPr>
-          <w:rFonts w:hint="eastAsia"/>
-          <w:u w:val="single"/>
-        </w:rPr>
-        <w:t xml:space="preserve">　</w:t>
-      </w:r>
-      <w:r>
-        <w:rPr>
-          <w:rFonts w:hint="eastAsia"/>
-        </w:rPr>
-        <w:t xml:space="preserve"> </w:t>
-      </w:r>
-      <w:r>
-        <w:rPr>
-          <w:rFonts w:hint="eastAsia"/>
-        </w:rPr>
-        <w:t>（选填“水蒸气”、“小水珠”或“小冰晶”）。小明仔细观察又发现“白气”从喷出到消逝要经历三个物理过程：</w:t>
+        <w:t>C</w:t>
+      </w:r>
+      <w:r>
+        <w:rPr>
+          <w:rFonts w:hint="eastAsia"/>
+        </w:rPr>
+        <w:t>．液态氧在沸腾的过程中温度保持在﹣</w:t>
+      </w:r>
+      <w:r>
+        <w:rPr>
+          <w:rFonts w:hint="eastAsia"/>
+        </w:rPr>
+        <w:t>183</w:t>
+      </w:r>
+      <w:r>
+        <w:rPr>
+          <w:rFonts w:hint="eastAsia"/>
+        </w:rPr>
+        <w:t>℃不变</w:t>
+      </w:r>
+      <w:r>
+        <w:tab/>
       </w:r>
     </w:p>
     <w:p>
@@ -4035,390 +3444,13 @@
         <w:rPr>
           <w:rFonts w:hint="eastAsia"/>
         </w:rPr>
-        <w:t>靠近壶嘴的地方，我们什么也看不见，这是因为壶里的水沸腾吸热，产生了</w:t>
-      </w:r>
-      <w:r>
-        <w:rPr>
-          <w:rFonts w:hint="eastAsia"/>
-        </w:rPr>
-        <w:t xml:space="preserve"> </w:t>
-      </w:r>
-      <w:r>
-        <w:rPr>
-          <w:rFonts w:hint="eastAsia"/>
-          <w:u w:val="single"/>
-        </w:rPr>
-        <w:t xml:space="preserve">　</w:t>
-      </w:r>
-      <w:r>
-        <w:rPr>
-          <w:rFonts w:hint="eastAsia"/>
-          <w:u w:val="single"/>
-        </w:rPr>
-        <w:t xml:space="preserve">   </w:t>
-      </w:r>
-      <w:r>
-        <w:rPr>
-          <w:rFonts w:hint="eastAsia"/>
-          <w:u w:val="single"/>
-        </w:rPr>
-        <w:t xml:space="preserve">　</w:t>
-      </w:r>
-      <w:r>
-        <w:rPr>
-          <w:rFonts w:hint="eastAsia"/>
-        </w:rPr>
-        <w:t xml:space="preserve"> </w:t>
-      </w:r>
-      <w:r>
-        <w:rPr>
-          <w:rFonts w:hint="eastAsia"/>
-        </w:rPr>
-        <w:t>；</w:t>
-      </w:r>
-    </w:p>
-    <w:p>
-      <w:pPr>
-        <w:pStyle w:val="123"/>
-      </w:pPr>
-      <w:r>
-        <w:rPr>
-          <w:rFonts w:hint="eastAsia"/>
-        </w:rPr>
-        <w:t>离开壶嘴一段距离以后，遇冷</w:t>
-      </w:r>
-      <w:r>
-        <w:rPr>
-          <w:rFonts w:hint="eastAsia"/>
-        </w:rPr>
-        <w:t xml:space="preserve"> </w:t>
-      </w:r>
-      <w:r>
-        <w:rPr>
-          <w:rFonts w:hint="eastAsia"/>
-          <w:u w:val="single"/>
-        </w:rPr>
-        <w:t xml:space="preserve">　</w:t>
-      </w:r>
-      <w:r>
-        <w:rPr>
-          <w:rFonts w:hint="eastAsia"/>
-          <w:u w:val="single"/>
-        </w:rPr>
-        <w:t xml:space="preserve">  </w:t>
-      </w:r>
-      <w:r>
-        <w:rPr>
-          <w:rFonts w:hint="eastAsia"/>
-          <w:u w:val="single"/>
-        </w:rPr>
-        <w:t xml:space="preserve">　</w:t>
-      </w:r>
-      <w:r>
-        <w:rPr>
-          <w:rFonts w:hint="eastAsia"/>
-        </w:rPr>
-        <w:t xml:space="preserve"> </w:t>
-      </w:r>
-      <w:r>
-        <w:rPr>
-          <w:rFonts w:hint="eastAsia"/>
-        </w:rPr>
-        <w:t>（填物态变化名称），形成“白气”；</w:t>
-      </w:r>
-    </w:p>
-    <w:p>
-      <w:pPr>
-        <w:pStyle w:val="123"/>
-      </w:pPr>
-      <w:r>
-        <w:rPr>
-          <w:rFonts w:eastAsia="Calibri" w:hint="eastAsia"/>
-        </w:rPr>
-        <w:t>③</w:t>
-      </w:r>
-      <w:r>
-        <w:rPr>
-          <w:rFonts w:hint="eastAsia"/>
-        </w:rPr>
-        <w:t>“白气”进一步上升，分散到干燥的空气中，发生</w:t>
-      </w:r>
-      <w:r>
-        <w:rPr>
-          <w:rFonts w:hint="eastAsia"/>
-        </w:rPr>
-        <w:t xml:space="preserve"> </w:t>
-      </w:r>
-      <w:r>
-        <w:rPr>
-          <w:rFonts w:hint="eastAsia"/>
-          <w:u w:val="single"/>
-        </w:rPr>
-        <w:t xml:space="preserve">　</w:t>
-      </w:r>
-      <w:r>
-        <w:rPr>
-          <w:u w:val="single"/>
-        </w:rPr>
-        <w:t xml:space="preserve"> </w:t>
-      </w:r>
-      <w:r>
-        <w:rPr>
-          <w:rFonts w:hint="eastAsia"/>
-          <w:u w:val="single"/>
-        </w:rPr>
-        <w:t xml:space="preserve">  </w:t>
-      </w:r>
-      <w:r>
-        <w:rPr>
-          <w:rFonts w:hint="eastAsia"/>
-          <w:u w:val="single"/>
-        </w:rPr>
-        <w:t xml:space="preserve">　</w:t>
-      </w:r>
-      <w:r>
-        <w:rPr>
-          <w:rFonts w:hint="eastAsia"/>
-        </w:rPr>
-        <w:t xml:space="preserve"> </w:t>
-      </w:r>
-      <w:r>
-        <w:rPr>
-          <w:rFonts w:hint="eastAsia"/>
-        </w:rPr>
-        <w:t>现象（选填物态变化），我们又什么也看不见了。</w:t>
-      </w:r>
-    </w:p>
-    <w:p>
-      <w:pPr>
-        <w:pStyle w:val="123"/>
-      </w:pPr>
-      <w:r>
-        <w:rPr>
-          <w:rFonts w:hint="eastAsia"/>
-        </w:rPr>
-        <w:t>（</w:t>
-      </w:r>
-      <w:r>
-        <w:rPr>
-          <w:rFonts w:hint="eastAsia"/>
-        </w:rPr>
-        <w:t>3</w:t>
-      </w:r>
-      <w:r>
-        <w:rPr>
-          <w:rFonts w:hint="eastAsia"/>
-        </w:rPr>
-        <w:t>）如图所示，用电蒸锅</w:t>
-      </w:r>
-      <w:proofErr w:type="gramStart"/>
-      <w:r>
-        <w:rPr>
-          <w:rFonts w:hint="eastAsia"/>
-        </w:rPr>
-        <w:t>蒸</w:t>
-      </w:r>
-      <w:proofErr w:type="gramEnd"/>
-      <w:r>
-        <w:rPr>
-          <w:rFonts w:hint="eastAsia"/>
-        </w:rPr>
-        <w:t>馒头时，电热丝加热使水</w:t>
-      </w:r>
-      <w:r>
-        <w:rPr>
-          <w:rFonts w:hint="eastAsia"/>
-        </w:rPr>
-        <w:t xml:space="preserve"> </w:t>
-      </w:r>
-      <w:r>
-        <w:rPr>
-          <w:rFonts w:hint="eastAsia"/>
-          <w:u w:val="single"/>
-        </w:rPr>
-        <w:t xml:space="preserve">　</w:t>
-      </w:r>
-      <w:r>
-        <w:rPr>
-          <w:rFonts w:hint="eastAsia"/>
-          <w:u w:val="single"/>
-        </w:rPr>
-        <w:t xml:space="preserve">   </w:t>
-      </w:r>
-      <w:r>
-        <w:rPr>
-          <w:rFonts w:hint="eastAsia"/>
-          <w:u w:val="single"/>
-        </w:rPr>
-        <w:t xml:space="preserve">　</w:t>
-      </w:r>
-      <w:r>
-        <w:rPr>
-          <w:rFonts w:hint="eastAsia"/>
-        </w:rPr>
-        <w:t xml:space="preserve"> </w:t>
-      </w:r>
-      <w:r>
-        <w:rPr>
-          <w:rFonts w:hint="eastAsia"/>
-        </w:rPr>
-        <w:t>（填物态变化名称），产生高温水蒸气；水蒸气接触到馒头时</w:t>
-      </w:r>
-      <w:r>
-        <w:rPr>
-          <w:rFonts w:hint="eastAsia"/>
-        </w:rPr>
-        <w:t xml:space="preserve"> </w:t>
-      </w:r>
-      <w:r>
-        <w:rPr>
-          <w:rFonts w:hint="eastAsia"/>
-          <w:u w:val="single"/>
-        </w:rPr>
-        <w:t xml:space="preserve">　</w:t>
-      </w:r>
-      <w:r>
-        <w:rPr>
-          <w:rFonts w:hint="eastAsia"/>
-          <w:u w:val="single"/>
-        </w:rPr>
-        <w:t xml:space="preserve">   </w:t>
-      </w:r>
-      <w:r>
-        <w:rPr>
-          <w:rFonts w:hint="eastAsia"/>
-          <w:u w:val="single"/>
-        </w:rPr>
-        <w:t xml:space="preserve">　</w:t>
-      </w:r>
-      <w:r>
-        <w:rPr>
-          <w:rFonts w:hint="eastAsia"/>
-        </w:rPr>
-        <w:t xml:space="preserve"> </w:t>
-      </w:r>
-      <w:r>
-        <w:rPr>
-          <w:rFonts w:hint="eastAsia"/>
-        </w:rPr>
-        <w:t>（填物态变化名称），同时</w:t>
-      </w:r>
-      <w:r>
-        <w:rPr>
-          <w:rFonts w:hint="eastAsia"/>
-        </w:rPr>
-        <w:t xml:space="preserve"> </w:t>
-      </w:r>
-      <w:r>
-        <w:rPr>
-          <w:rFonts w:hint="eastAsia"/>
-          <w:u w:val="single"/>
-        </w:rPr>
-        <w:t xml:space="preserve">　</w:t>
-      </w:r>
-      <w:r>
-        <w:rPr>
-          <w:rFonts w:hint="eastAsia"/>
-          <w:u w:val="single"/>
-        </w:rPr>
-        <w:t xml:space="preserve">   </w:t>
-      </w:r>
-      <w:r>
-        <w:rPr>
-          <w:rFonts w:hint="eastAsia"/>
-          <w:u w:val="single"/>
-        </w:rPr>
-        <w:t xml:space="preserve">　</w:t>
-      </w:r>
-      <w:r>
-        <w:rPr>
-          <w:rFonts w:hint="eastAsia"/>
-        </w:rPr>
-        <w:t xml:space="preserve"> </w:t>
-      </w:r>
-      <w:r>
-        <w:rPr>
-          <w:rFonts w:hint="eastAsia"/>
-        </w:rPr>
-        <w:t>（选填“吸收”或“放出”）热量，从而把馒头蒸熟；馒头蒸熟后，通常会把手先沾上一些水再去拿馒头，这样手上的水会</w:t>
-      </w:r>
-      <w:r>
-        <w:rPr>
-          <w:rFonts w:hint="eastAsia"/>
-        </w:rPr>
-        <w:t xml:space="preserve"> </w:t>
-      </w:r>
-      <w:r>
-        <w:rPr>
-          <w:rFonts w:hint="eastAsia"/>
-          <w:u w:val="single"/>
-        </w:rPr>
-        <w:t xml:space="preserve">　</w:t>
-      </w:r>
-      <w:r>
-        <w:rPr>
-          <w:rFonts w:hint="eastAsia"/>
-          <w:u w:val="single"/>
-        </w:rPr>
-        <w:t xml:space="preserve">   </w:t>
-      </w:r>
-      <w:r>
-        <w:rPr>
-          <w:rFonts w:hint="eastAsia"/>
-          <w:u w:val="single"/>
-        </w:rPr>
-        <w:t xml:space="preserve">　</w:t>
-      </w:r>
-      <w:r>
-        <w:rPr>
-          <w:rFonts w:hint="eastAsia"/>
-        </w:rPr>
-        <w:t xml:space="preserve"> </w:t>
-      </w:r>
-      <w:r>
-        <w:rPr>
-          <w:rFonts w:hint="eastAsia"/>
-        </w:rPr>
-        <w:t>（填物态变化名称），同时</w:t>
-      </w:r>
-      <w:r>
-        <w:rPr>
-          <w:rFonts w:hint="eastAsia"/>
-        </w:rPr>
-        <w:t xml:space="preserve"> </w:t>
-      </w:r>
-      <w:r>
-        <w:rPr>
-          <w:rFonts w:hint="eastAsia"/>
-          <w:u w:val="single"/>
-        </w:rPr>
-        <w:t xml:space="preserve">　</w:t>
-      </w:r>
-      <w:r>
-        <w:rPr>
-          <w:rFonts w:hint="eastAsia"/>
-          <w:u w:val="single"/>
-        </w:rPr>
-        <w:t xml:space="preserve">   </w:t>
-      </w:r>
-      <w:r>
-        <w:rPr>
-          <w:rFonts w:hint="eastAsia"/>
-          <w:u w:val="single"/>
-        </w:rPr>
-        <w:t xml:space="preserve">　</w:t>
-      </w:r>
-      <w:r>
-        <w:rPr>
-          <w:rFonts w:hint="eastAsia"/>
-        </w:rPr>
-        <w:t xml:space="preserve"> </w:t>
-      </w:r>
-      <w:r>
-        <w:rPr>
-          <w:rFonts w:hint="eastAsia"/>
-        </w:rPr>
-        <w:t>（选填“吸收”或“放出”）热量，避免手会烫伤。</w:t>
+        <w:t>D</w:t>
+      </w:r>
+      <w:r>
+        <w:rPr>
+          <w:rFonts w:hint="eastAsia"/>
+        </w:rPr>
+        <w:t>．可以用酒精温度计测沸水的温度</w:t>
       </w:r>
     </w:p>
     <w:p>
@@ -4430,122 +3462,62 @@
         <w:rPr>
           <w:rFonts w:hint="eastAsia"/>
         </w:rPr>
-        <w:t>【答案】（</w:t>
-      </w:r>
-      <w:r>
-        <w:rPr>
-          <w:rFonts w:hint="eastAsia"/>
-        </w:rPr>
-        <w:t>1</w:t>
-      </w:r>
-      <w:r>
-        <w:rPr>
-          <w:rFonts w:hint="eastAsia"/>
-        </w:rPr>
-        <w:t>）压缩体积；冷；汽化。（</w:t>
-      </w:r>
-      <w:r>
-        <w:rPr>
-          <w:rFonts w:hint="eastAsia"/>
-        </w:rPr>
-        <w:t>2</w:t>
-      </w:r>
-      <w:r>
-        <w:rPr>
-          <w:rFonts w:hint="eastAsia"/>
-        </w:rPr>
-        <w:t>）小水珠；（</w:t>
-      </w:r>
-      <w:r>
-        <w:rPr>
-          <w:rFonts w:hint="eastAsia"/>
-        </w:rPr>
-        <w:t>2</w:t>
-      </w:r>
-      <w:r>
-        <w:rPr>
-          <w:rFonts w:hint="eastAsia"/>
-        </w:rPr>
-        <w:t>）</w:t>
-      </w:r>
-      <w:r>
-        <w:rPr>
-          <w:rFonts w:eastAsia="Calibri" w:hint="eastAsia"/>
-        </w:rPr>
-        <w:t>①</w:t>
-      </w:r>
-      <w:r>
-        <w:rPr>
-          <w:rFonts w:hint="eastAsia"/>
-        </w:rPr>
-        <w:t>水蒸气；</w:t>
-      </w:r>
-      <w:r>
-        <w:rPr>
-          <w:rFonts w:eastAsia="Calibri" w:hint="eastAsia"/>
-        </w:rPr>
-        <w:t>②</w:t>
-      </w:r>
-      <w:r>
-        <w:rPr>
-          <w:rFonts w:hint="eastAsia"/>
-        </w:rPr>
-        <w:t>液化；</w:t>
-      </w:r>
-      <w:r>
-        <w:rPr>
-          <w:rFonts w:eastAsia="Calibri" w:hint="eastAsia"/>
-        </w:rPr>
-        <w:t>③</w:t>
-      </w:r>
-      <w:r>
-        <w:rPr>
-          <w:rFonts w:hint="eastAsia"/>
-        </w:rPr>
-        <w:t>汽化。</w:t>
-      </w:r>
-    </w:p>
-    <w:p>
-      <w:pPr>
-        <w:pStyle w:val="1230"/>
-        <w:ind w:left="588"/>
-      </w:pPr>
-      <w:r>
-        <w:rPr>
-          <w:rFonts w:hint="eastAsia"/>
-        </w:rPr>
-        <w:t>（</w:t>
-      </w:r>
-      <w:r>
-        <w:rPr>
-          <w:rFonts w:hint="eastAsia"/>
-        </w:rPr>
-        <w:t>3</w:t>
-      </w:r>
-      <w:r>
-        <w:rPr>
-          <w:rFonts w:hint="eastAsia"/>
-        </w:rPr>
-        <w:t>）汽化；液化；放出；汽化；吸收。</w:t>
-      </w:r>
+        <w:t>【答案】</w:t>
+      </w:r>
+      <w:r>
+        <w:rPr>
+          <w:rFonts w:hint="eastAsia"/>
+        </w:rPr>
+        <w:t>C</w:t>
+      </w:r>
+    </w:p>
+    <w:p>
+      <w:pPr>
+        <w:spacing w:line="360" w:lineRule="auto"/>
+        <w:ind w:leftChars="130" w:left="273"/>
+        <w:rPr>
+          <w:rFonts w:ascii="Times New Roman" w:eastAsia="新宋体" w:hAnsi="Times New Roman"/>
+          <w:szCs w:val="21"/>
+        </w:rPr>
+      </w:pPr>
+    </w:p>
+    <w:p>
+      <w:pPr>
+        <w:spacing w:line="360" w:lineRule="auto"/>
+        <w:ind w:leftChars="130" w:left="273"/>
+        <w:rPr>
+          <w:rFonts w:ascii="Times New Roman" w:eastAsia="新宋体" w:hAnsi="Times New Roman"/>
+          <w:szCs w:val="21"/>
+        </w:rPr>
+      </w:pPr>
+    </w:p>
+    <w:p>
+      <w:pPr>
+        <w:spacing w:line="360" w:lineRule="auto"/>
+        <w:ind w:leftChars="130" w:left="273"/>
+        <w:rPr>
+          <w:rFonts w:ascii="Times New Roman" w:eastAsia="新宋体" w:hAnsi="Times New Roman"/>
+          <w:szCs w:val="21"/>
+        </w:rPr>
+      </w:pPr>
     </w:p>
     <w:p>
       <w:pPr>
         <w:pStyle w:val="af0"/>
         <w:ind w:left="672" w:hanging="672"/>
       </w:pPr>
-      <w:bookmarkStart w:id="0" w:name="_Hlk11680454"/>
       <w:r>
         <w:rPr>
           <w:noProof/>
         </w:rPr>
+        <w:lastRenderedPageBreak/>
         <mc:AlternateContent>
           <mc:Choice Requires="wps">
             <w:drawing>
-              <wp:inline distT="0" distB="0" distL="0" distR="0" wp14:anchorId="118720D1" wp14:editId="0802A22F">
+              <wp:inline distT="0" distB="0" distL="0" distR="0" wp14:anchorId="273ED2AB" wp14:editId="3024BDF8">
                 <wp:extent cx="356870" cy="177165"/>
                 <wp:effectExtent l="0" t="0" r="10160" b="6350"/>
-                <wp:docPr id="22" name="矩形 22"/>
+                <wp:docPr id="20" name="矩形 20"/>
                 <wp:cNvGraphicFramePr/>
                 <a:graphic xmlns:a="http://schemas.openxmlformats.org/drawingml/2006/main">
                   <a:graphicData uri="http://schemas.microsoft.com/office/word/2010/wordprocessingShape">
@@ -4641,7 +3613,7 @@
           </mc:Choice>
           <mc:Fallback>
             <w:pict>
-              <v:rect w14:anchorId="118720D1" id="矩形 22" o:spid="_x0000_s1040" style="width:28.1pt;height:13.95pt;visibility:visible;mso-wrap-style:square;mso-left-percent:-10001;mso-top-percent:-10001;mso-position-horizontal:absolute;mso-position-horizontal-relative:char;mso-position-vertical:absolute;mso-position-vertical-relative:line;mso-left-percent:-10001;mso-top-percent:-10001;v-text-anchor:middle" o:gfxdata="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" fillcolor="#5aa13b [3205]" stroked="f" strokeweight="2pt">
+              <v:rect w14:anchorId="273ED2AB" id="矩形 20" o:spid="_x0000_s1039" style="width:28.1pt;height:13.95pt;visibility:visible;mso-wrap-style:square;mso-left-percent:-10001;mso-top-percent:-10001;mso-position-horizontal:absolute;mso-position-horizontal-relative:char;mso-position-vertical:absolute;mso-position-vertical-relative:line;mso-left-percent:-10001;mso-top-percent:-10001;v-text-anchor:middle" o:gfxdata="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" fillcolor="#5aa13b [3205]" stroked="f" strokeweight="2pt">
                 <v:textbox inset="0,0,0,0">
                   <w:txbxContent>
                     <w:p>
@@ -4697,7 +3669,10 @@
         </mc:AlternateContent>
       </w:r>
       <w:r>
-        <w:t>如图所示是电冰箱的工作原理图，制冷剂在电动压缩机的驱使下，在密封的管道内循环流动，将冰箱内的热量带到冰箱外，达到制冷的目的。请回答下列问题：</w:t>
+        <w:rPr>
+          <w:rFonts w:hint="eastAsia"/>
+        </w:rPr>
+        <w:t>生活中处处有物理：</w:t>
       </w:r>
     </w:p>
     <w:p>
@@ -4707,278 +3682,13 @@
       <w:r>
         <w:rPr>
           <w:rFonts w:hint="eastAsia"/>
-        </w:rPr>
-        <w:t>（</w:t>
-      </w:r>
-      <w:r>
-        <w:rPr>
-          <w:rFonts w:hint="eastAsia"/>
-        </w:rPr>
-        <w:t>1</w:t>
-      </w:r>
-      <w:r>
-        <w:rPr>
-          <w:rFonts w:hint="eastAsia"/>
-        </w:rPr>
-        <w:t>）电冰箱的原理是液态制冷剂在冷冻室中</w:t>
-      </w:r>
-      <w:r>
-        <w:rPr>
-          <w:rFonts w:hint="eastAsia"/>
-        </w:rPr>
-        <w:t xml:space="preserve"> </w:t>
-      </w:r>
-      <w:r>
-        <w:rPr>
-          <w:rFonts w:hint="eastAsia"/>
-          <w:u w:val="single"/>
-        </w:rPr>
-        <w:t xml:space="preserve">　</w:t>
-      </w:r>
-      <w:r>
-        <w:rPr>
-          <w:rFonts w:hint="eastAsia"/>
-          <w:u w:val="single"/>
-        </w:rPr>
-        <w:t xml:space="preserve">   </w:t>
-      </w:r>
-      <w:r>
-        <w:rPr>
-          <w:rFonts w:hint="eastAsia"/>
-          <w:u w:val="single"/>
-        </w:rPr>
-        <w:t xml:space="preserve">　</w:t>
-      </w:r>
-      <w:r>
-        <w:rPr>
-          <w:rFonts w:hint="eastAsia"/>
-        </w:rPr>
-        <w:t xml:space="preserve"> </w:t>
-      </w:r>
-      <w:r>
-        <w:rPr>
-          <w:rFonts w:hint="eastAsia"/>
-        </w:rPr>
-        <w:t>（填物态变化名称）要</w:t>
-      </w:r>
-      <w:r>
-        <w:rPr>
-          <w:rFonts w:hint="eastAsia"/>
-        </w:rPr>
-        <w:t xml:space="preserve"> </w:t>
-      </w:r>
-      <w:r>
-        <w:rPr>
-          <w:rFonts w:hint="eastAsia"/>
-          <w:u w:val="single"/>
-        </w:rPr>
-        <w:t xml:space="preserve">　</w:t>
-      </w:r>
-      <w:r>
-        <w:rPr>
-          <w:rFonts w:hint="eastAsia"/>
-          <w:u w:val="single"/>
-        </w:rPr>
-        <w:t xml:space="preserve">  </w:t>
-      </w:r>
-      <w:r>
-        <w:rPr>
-          <w:rFonts w:hint="eastAsia"/>
-          <w:u w:val="single"/>
-        </w:rPr>
-        <w:t xml:space="preserve">　</w:t>
-      </w:r>
-      <w:r>
-        <w:rPr>
-          <w:rFonts w:hint="eastAsia"/>
-        </w:rPr>
-        <w:t xml:space="preserve"> </w:t>
-      </w:r>
-      <w:r>
-        <w:rPr>
-          <w:rFonts w:hint="eastAsia"/>
-        </w:rPr>
-        <w:t>（选填“吸”或“放”）热，使冷冻室内温度降低；气态的制冷剂经电动压缩机压缩后，在冷凝器中</w:t>
-      </w:r>
-      <w:r>
-        <w:rPr>
-          <w:rFonts w:hint="eastAsia"/>
-        </w:rPr>
-        <w:t xml:space="preserve"> </w:t>
-      </w:r>
-      <w:r>
-        <w:rPr>
-          <w:rFonts w:hint="eastAsia"/>
-          <w:u w:val="single"/>
-        </w:rPr>
-        <w:t xml:space="preserve">　</w:t>
-      </w:r>
-      <w:r>
-        <w:rPr>
-          <w:rFonts w:hint="eastAsia"/>
-          <w:u w:val="single"/>
-        </w:rPr>
-        <w:t xml:space="preserve">   </w:t>
-      </w:r>
-      <w:r>
-        <w:rPr>
-          <w:rFonts w:hint="eastAsia"/>
-          <w:u w:val="single"/>
-        </w:rPr>
-        <w:t xml:space="preserve">　</w:t>
-      </w:r>
-      <w:r>
-        <w:rPr>
-          <w:rFonts w:hint="eastAsia"/>
-        </w:rPr>
-        <w:t xml:space="preserve"> </w:t>
-      </w:r>
-      <w:r>
-        <w:rPr>
-          <w:rFonts w:hint="eastAsia"/>
-        </w:rPr>
-        <w:t>（填物态变化名称），进行相反的过程从而循环使用；</w:t>
-      </w:r>
-    </w:p>
-    <w:p>
-      <w:pPr>
-        <w:pStyle w:val="123"/>
-      </w:pPr>
-      <w:r>
-        <w:rPr>
-          <w:rFonts w:hint="eastAsia"/>
-        </w:rPr>
-        <w:t>（</w:t>
-      </w:r>
-      <w:r>
-        <w:rPr>
-          <w:rFonts w:hint="eastAsia"/>
-        </w:rPr>
-        <w:t>2</w:t>
-      </w:r>
-      <w:r>
-        <w:rPr>
-          <w:rFonts w:hint="eastAsia"/>
-        </w:rPr>
-        <w:t>）冰箱的自动除霜功能实际上就是通过化霜系统加热霜，使之</w:t>
-      </w:r>
-      <w:r>
-        <w:rPr>
-          <w:rFonts w:hint="eastAsia"/>
-        </w:rPr>
-        <w:t xml:space="preserve"> </w:t>
-      </w:r>
-      <w:r>
-        <w:rPr>
-          <w:rFonts w:hint="eastAsia"/>
-          <w:u w:val="single"/>
-        </w:rPr>
-        <w:t xml:space="preserve">　</w:t>
-      </w:r>
-      <w:r>
-        <w:rPr>
-          <w:rFonts w:hint="eastAsia"/>
-          <w:u w:val="single"/>
-        </w:rPr>
-        <w:t xml:space="preserve">   </w:t>
-      </w:r>
-      <w:r>
-        <w:rPr>
-          <w:rFonts w:hint="eastAsia"/>
-          <w:u w:val="single"/>
-        </w:rPr>
-        <w:t xml:space="preserve">　</w:t>
-      </w:r>
-      <w:r>
-        <w:rPr>
-          <w:rFonts w:hint="eastAsia"/>
-        </w:rPr>
-        <w:t xml:space="preserve"> </w:t>
-      </w:r>
-      <w:r>
-        <w:rPr>
-          <w:rFonts w:hint="eastAsia"/>
-        </w:rPr>
-        <w:t>（填物态变化名称），除霜所形成的水，由箱内经引水管流至冰箱底部蓄水盒中，自动蒸发；</w:t>
-      </w:r>
-    </w:p>
-    <w:p>
-      <w:pPr>
-        <w:pStyle w:val="123"/>
-      </w:pPr>
-      <w:r>
-        <w:rPr>
-          <w:rFonts w:hint="eastAsia"/>
-        </w:rPr>
-        <w:lastRenderedPageBreak/>
-        <w:t>（</w:t>
-      </w:r>
-      <w:r>
-        <w:rPr>
-          <w:rFonts w:hint="eastAsia"/>
-        </w:rPr>
-        <w:t>3</w:t>
-      </w:r>
-      <w:r>
-        <w:rPr>
-          <w:rFonts w:hint="eastAsia"/>
-        </w:rPr>
-        <w:t>）冷凝器中的管做成图中的形状，其目的是</w:t>
-      </w:r>
-      <w:r>
-        <w:rPr>
-          <w:rFonts w:hint="eastAsia"/>
-        </w:rPr>
-        <w:t xml:space="preserve"> </w:t>
-      </w:r>
-      <w:r>
-        <w:rPr>
-          <w:rFonts w:hint="eastAsia"/>
-          <w:u w:val="single"/>
-        </w:rPr>
-        <w:t xml:space="preserve">　</w:t>
-      </w:r>
-      <w:r>
-        <w:rPr>
-          <w:rFonts w:hint="eastAsia"/>
-          <w:u w:val="single"/>
-        </w:rPr>
-        <w:t xml:space="preserve">            </w:t>
-      </w:r>
-      <w:r>
-        <w:rPr>
-          <w:rFonts w:hint="eastAsia"/>
-          <w:u w:val="single"/>
-        </w:rPr>
-        <w:t xml:space="preserve">　</w:t>
-      </w:r>
-      <w:r>
-        <w:rPr>
-          <w:rFonts w:hint="eastAsia"/>
-        </w:rPr>
-        <w:t xml:space="preserve"> </w:t>
-      </w:r>
-      <w:r>
-        <w:rPr>
-          <w:rFonts w:hint="eastAsia"/>
-        </w:rPr>
-        <w:t>。</w:t>
-      </w:r>
-    </w:p>
-    <w:p>
-      <w:pPr>
-        <w:pStyle w:val="123"/>
-      </w:pPr>
-      <w:r>
-        <w:rPr>
-          <w:rFonts w:hint="eastAsia"/>
           <w:noProof/>
         </w:rPr>
         <w:drawing>
-          <wp:inline distT="0" distB="0" distL="0" distR="0" wp14:anchorId="681497A6" wp14:editId="790AAC71">
-            <wp:extent cx="1499235" cy="1569720"/>
-            <wp:effectExtent l="0" t="0" r="1270" b="6350"/>
-            <wp:docPr id="13" name="图片24" descr="菁优网：http://www.jyeoo.com"/>
+          <wp:inline distT="0" distB="0" distL="0" distR="0" wp14:anchorId="0C989063" wp14:editId="53E7EFC5">
+            <wp:extent cx="932815" cy="1016000"/>
+            <wp:effectExtent l="0" t="0" r="6350" b="9525"/>
+            <wp:docPr id="41" name="图片24" descr="菁优网：http://www.jyeoo.com"/>
             <wp:cNvGraphicFramePr>
               <a:graphicFrameLocks xmlns:a="http://schemas.openxmlformats.org/drawingml/2006/main" noChangeAspect="1"/>
             </wp:cNvGraphicFramePr>
@@ -4986,13 +3696,13 @@
               <a:graphicData uri="http://schemas.openxmlformats.org/drawingml/2006/picture">
                 <pic:pic xmlns:pic="http://schemas.openxmlformats.org/drawingml/2006/picture">
                   <pic:nvPicPr>
-                    <pic:cNvPr id="13" name="图片24" descr="菁优网：http://www.jyeoo.com"/>
+                    <pic:cNvPr id="41" name="图片24" descr="菁优网：http://www.jyeoo.com"/>
                     <pic:cNvPicPr>
                       <a:picLocks noChangeAspect="1"/>
                     </pic:cNvPicPr>
                   </pic:nvPicPr>
                   <pic:blipFill>
-                    <a:blip r:embed="rId22" cstate="print"/>
+                    <a:blip r:embed="rId19" cstate="print"/>
                     <a:stretch>
                       <a:fillRect/>
                     </a:stretch>
@@ -5000,7 +3710,7 @@
                   <pic:spPr>
                     <a:xfrm>
                       <a:off x="0" y="0"/>
-                      <a:ext cx="1499619" cy="1569723"/>
+                      <a:ext cx="932815" cy="1016000"/>
                     </a:xfrm>
                     <a:prstGeom prst="rect">
                       <a:avLst/>
@@ -5012,6 +3722,698 @@
           </wp:inline>
         </w:drawing>
       </w:r>
+      <w:r>
+        <w:rPr>
+          <w:rFonts w:hint="eastAsia"/>
+          <w:noProof/>
+        </w:rPr>
+        <w:drawing>
+          <wp:inline distT="0" distB="0" distL="0" distR="0" wp14:anchorId="03E62F30" wp14:editId="30ACF704">
+            <wp:extent cx="1662430" cy="1049655"/>
+            <wp:effectExtent l="0" t="0" r="0" b="8255"/>
+            <wp:docPr id="45" name="图片24" descr="菁优网：http://www.jyeoo.com"/>
+            <wp:cNvGraphicFramePr>
+              <a:graphicFrameLocks xmlns:a="http://schemas.openxmlformats.org/drawingml/2006/main" noChangeAspect="1"/>
+            </wp:cNvGraphicFramePr>
+            <a:graphic xmlns:a="http://schemas.openxmlformats.org/drawingml/2006/main">
+              <a:graphicData uri="http://schemas.openxmlformats.org/drawingml/2006/picture">
+                <pic:pic xmlns:pic="http://schemas.openxmlformats.org/drawingml/2006/picture">
+                  <pic:nvPicPr>
+                    <pic:cNvPr id="45" name="图片24" descr="菁优网：http://www.jyeoo.com"/>
+                    <pic:cNvPicPr>
+                      <a:picLocks noChangeAspect="1"/>
+                    </pic:cNvPicPr>
+                  </pic:nvPicPr>
+                  <pic:blipFill>
+                    <a:blip r:embed="rId20" cstate="print"/>
+                    <a:stretch>
+                      <a:fillRect/>
+                    </a:stretch>
+                  </pic:blipFill>
+                  <pic:spPr>
+                    <a:xfrm>
+                      <a:off x="0" y="0"/>
+                      <a:ext cx="1662430" cy="1049655"/>
+                    </a:xfrm>
+                    <a:prstGeom prst="rect">
+                      <a:avLst/>
+                    </a:prstGeom>
+                  </pic:spPr>
+                </pic:pic>
+              </a:graphicData>
+            </a:graphic>
+          </wp:inline>
+        </w:drawing>
+      </w:r>
+      <w:r>
+        <w:rPr>
+          <w:rFonts w:hint="eastAsia"/>
+          <w:noProof/>
+        </w:rPr>
+        <w:drawing>
+          <wp:inline distT="0" distB="0" distL="0" distR="0" wp14:anchorId="768D1F3B" wp14:editId="1EF3FEEA">
+            <wp:extent cx="1057275" cy="1047750"/>
+            <wp:effectExtent l="0" t="0" r="635" b="10160"/>
+            <wp:docPr id="42" name="图片24" descr="菁优网：http://www.jyeoo.com"/>
+            <wp:cNvGraphicFramePr>
+              <a:graphicFrameLocks xmlns:a="http://schemas.openxmlformats.org/drawingml/2006/main" noChangeAspect="1"/>
+            </wp:cNvGraphicFramePr>
+            <a:graphic xmlns:a="http://schemas.openxmlformats.org/drawingml/2006/main">
+              <a:graphicData uri="http://schemas.openxmlformats.org/drawingml/2006/picture">
+                <pic:pic xmlns:pic="http://schemas.openxmlformats.org/drawingml/2006/picture">
+                  <pic:nvPicPr>
+                    <pic:cNvPr id="42" name="图片24" descr="菁优网：http://www.jyeoo.com"/>
+                    <pic:cNvPicPr>
+                      <a:picLocks noChangeAspect="1"/>
+                    </pic:cNvPicPr>
+                  </pic:nvPicPr>
+                  <pic:blipFill>
+                    <a:blip r:embed="rId21" cstate="print"/>
+                    <a:stretch>
+                      <a:fillRect/>
+                    </a:stretch>
+                  </pic:blipFill>
+                  <pic:spPr>
+                    <a:xfrm>
+                      <a:off x="0" y="0"/>
+                      <a:ext cx="1057423" cy="1047896"/>
+                    </a:xfrm>
+                    <a:prstGeom prst="rect">
+                      <a:avLst/>
+                    </a:prstGeom>
+                  </pic:spPr>
+                </pic:pic>
+              </a:graphicData>
+            </a:graphic>
+          </wp:inline>
+        </w:drawing>
+      </w:r>
+    </w:p>
+    <w:p>
+      <w:pPr>
+        <w:pStyle w:val="123"/>
+      </w:pPr>
+      <w:r>
+        <w:rPr>
+          <w:rFonts w:hint="eastAsia"/>
+        </w:rPr>
+        <w:t>（</w:t>
+      </w:r>
+      <w:r>
+        <w:rPr>
+          <w:rFonts w:hint="eastAsia"/>
+        </w:rPr>
+        <w:t>1</w:t>
+      </w:r>
+      <w:r>
+        <w:rPr>
+          <w:rFonts w:hint="eastAsia"/>
+        </w:rPr>
+        <w:t>）夏天，人们常用喷雾杀虫剂灭蚊，如图所示，杀虫剂在金属罐中是液态，在罐装时是通过</w:t>
+      </w:r>
+      <w:r>
+        <w:rPr>
+          <w:rFonts w:hint="eastAsia"/>
+        </w:rPr>
+        <w:t xml:space="preserve"> </w:t>
+      </w:r>
+      <w:r>
+        <w:rPr>
+          <w:rFonts w:hint="eastAsia"/>
+          <w:u w:val="single"/>
+        </w:rPr>
+        <w:t xml:space="preserve">　</w:t>
+      </w:r>
+      <w:r>
+        <w:rPr>
+          <w:rFonts w:hint="eastAsia"/>
+          <w:u w:val="single"/>
+        </w:rPr>
+        <w:t xml:space="preserve">    </w:t>
+      </w:r>
+      <w:r>
+        <w:rPr>
+          <w:rFonts w:hint="eastAsia"/>
+          <w:u w:val="single"/>
+        </w:rPr>
+        <w:t xml:space="preserve">　</w:t>
+      </w:r>
+      <w:r>
+        <w:rPr>
+          <w:rFonts w:hint="eastAsia"/>
+        </w:rPr>
+        <w:t xml:space="preserve"> </w:t>
+      </w:r>
+      <w:r>
+        <w:rPr>
+          <w:rFonts w:hint="eastAsia"/>
+        </w:rPr>
+        <w:t>的方法使气体液化储存在金属罐中的。当按钮被按下时喷嘴喷出一定的药剂后，会感觉到</w:t>
+      </w:r>
+      <w:proofErr w:type="gramStart"/>
+      <w:r>
+        <w:rPr>
+          <w:rFonts w:hint="eastAsia"/>
+        </w:rPr>
+        <w:t>金属罐变</w:t>
+      </w:r>
+      <w:proofErr w:type="gramEnd"/>
+      <w:r>
+        <w:rPr>
+          <w:rFonts w:hint="eastAsia"/>
+        </w:rPr>
+        <w:t xml:space="preserve"> </w:t>
+      </w:r>
+      <w:r>
+        <w:rPr>
+          <w:rFonts w:hint="eastAsia"/>
+          <w:u w:val="single"/>
+        </w:rPr>
+        <w:t xml:space="preserve">　</w:t>
+      </w:r>
+      <w:r>
+        <w:rPr>
+          <w:rFonts w:hint="eastAsia"/>
+          <w:u w:val="single"/>
+        </w:rPr>
+        <w:t xml:space="preserve"> </w:t>
+      </w:r>
+      <w:r>
+        <w:rPr>
+          <w:rFonts w:hint="eastAsia"/>
+          <w:u w:val="single"/>
+        </w:rPr>
+        <w:t xml:space="preserve">　</w:t>
+      </w:r>
+      <w:r>
+        <w:rPr>
+          <w:rFonts w:hint="eastAsia"/>
+        </w:rPr>
+        <w:t xml:space="preserve"> </w:t>
+      </w:r>
+      <w:r>
+        <w:rPr>
+          <w:rFonts w:hint="eastAsia"/>
+        </w:rPr>
+        <w:t>（选填“冷”或“热”），这是由于喷洒时，</w:t>
+      </w:r>
+      <w:proofErr w:type="gramStart"/>
+      <w:r>
+        <w:rPr>
+          <w:rFonts w:hint="eastAsia"/>
+        </w:rPr>
+        <w:t>瓶内部</w:t>
+      </w:r>
+      <w:proofErr w:type="gramEnd"/>
+      <w:r>
+        <w:rPr>
+          <w:rFonts w:hint="eastAsia"/>
+        </w:rPr>
+        <w:t>分液体会迅速</w:t>
+      </w:r>
+      <w:r>
+        <w:rPr>
+          <w:rFonts w:hint="eastAsia"/>
+        </w:rPr>
+        <w:t xml:space="preserve"> </w:t>
+      </w:r>
+      <w:r>
+        <w:rPr>
+          <w:rFonts w:hint="eastAsia"/>
+          <w:u w:val="single"/>
+        </w:rPr>
+        <w:t xml:space="preserve">　</w:t>
+      </w:r>
+      <w:r>
+        <w:rPr>
+          <w:rFonts w:hint="eastAsia"/>
+          <w:u w:val="single"/>
+        </w:rPr>
+        <w:t xml:space="preserve">    </w:t>
+      </w:r>
+      <w:r>
+        <w:rPr>
+          <w:rFonts w:hint="eastAsia"/>
+          <w:u w:val="single"/>
+        </w:rPr>
+        <w:t xml:space="preserve">　</w:t>
+      </w:r>
+      <w:r>
+        <w:rPr>
+          <w:rFonts w:hint="eastAsia"/>
+        </w:rPr>
+        <w:t xml:space="preserve"> </w:t>
+      </w:r>
+      <w:r>
+        <w:rPr>
+          <w:rFonts w:hint="eastAsia"/>
+        </w:rPr>
+        <w:t>。（填物态变化）</w:t>
+      </w:r>
+    </w:p>
+    <w:p>
+      <w:pPr>
+        <w:pStyle w:val="123"/>
+      </w:pPr>
+      <w:r>
+        <w:rPr>
+          <w:rFonts w:hint="eastAsia"/>
+        </w:rPr>
+        <w:t>小明在厨房中发现，壶里的水烧开以后，壶嘴上方冒出一团团“白气”，这“白气”实质上是</w:t>
+      </w:r>
+      <w:r>
+        <w:rPr>
+          <w:rFonts w:hint="eastAsia"/>
+        </w:rPr>
+        <w:t xml:space="preserve"> </w:t>
+      </w:r>
+      <w:r>
+        <w:rPr>
+          <w:rFonts w:hint="eastAsia"/>
+          <w:u w:val="single"/>
+        </w:rPr>
+        <w:t xml:space="preserve">　</w:t>
+      </w:r>
+      <w:r>
+        <w:rPr>
+          <w:rFonts w:hint="eastAsia"/>
+          <w:u w:val="single"/>
+        </w:rPr>
+        <w:t xml:space="preserve">    </w:t>
+      </w:r>
+      <w:r>
+        <w:rPr>
+          <w:rFonts w:hint="eastAsia"/>
+          <w:u w:val="single"/>
+        </w:rPr>
+        <w:t xml:space="preserve">　</w:t>
+      </w:r>
+      <w:r>
+        <w:rPr>
+          <w:rFonts w:hint="eastAsia"/>
+        </w:rPr>
+        <w:t xml:space="preserve"> </w:t>
+      </w:r>
+      <w:r>
+        <w:rPr>
+          <w:rFonts w:hint="eastAsia"/>
+        </w:rPr>
+        <w:t>（选填“水蒸气”、“小水珠”或“小冰晶”）。小明仔细观察又发现“白气”从喷出到消逝要经历三个物理过程：</w:t>
+      </w:r>
+    </w:p>
+    <w:p>
+      <w:pPr>
+        <w:pStyle w:val="123"/>
+      </w:pPr>
+      <w:r>
+        <w:rPr>
+          <w:rFonts w:hint="eastAsia"/>
+        </w:rPr>
+        <w:t>靠近壶嘴的地方，我们什么也看不见，这是因为壶里的水沸腾吸热，产生了</w:t>
+      </w:r>
+      <w:r>
+        <w:rPr>
+          <w:rFonts w:hint="eastAsia"/>
+        </w:rPr>
+        <w:t xml:space="preserve"> </w:t>
+      </w:r>
+      <w:r>
+        <w:rPr>
+          <w:rFonts w:hint="eastAsia"/>
+          <w:u w:val="single"/>
+        </w:rPr>
+        <w:t xml:space="preserve">　</w:t>
+      </w:r>
+      <w:r>
+        <w:rPr>
+          <w:rFonts w:hint="eastAsia"/>
+          <w:u w:val="single"/>
+        </w:rPr>
+        <w:t xml:space="preserve">   </w:t>
+      </w:r>
+      <w:r>
+        <w:rPr>
+          <w:rFonts w:hint="eastAsia"/>
+          <w:u w:val="single"/>
+        </w:rPr>
+        <w:t xml:space="preserve">　</w:t>
+      </w:r>
+      <w:r>
+        <w:rPr>
+          <w:rFonts w:hint="eastAsia"/>
+        </w:rPr>
+        <w:t xml:space="preserve"> </w:t>
+      </w:r>
+      <w:r>
+        <w:rPr>
+          <w:rFonts w:hint="eastAsia"/>
+        </w:rPr>
+        <w:t>；</w:t>
+      </w:r>
+    </w:p>
+    <w:p>
+      <w:pPr>
+        <w:pStyle w:val="123"/>
+      </w:pPr>
+      <w:r>
+        <w:rPr>
+          <w:rFonts w:hint="eastAsia"/>
+        </w:rPr>
+        <w:t>离开壶嘴一段距离以后，遇冷</w:t>
+      </w:r>
+      <w:r>
+        <w:rPr>
+          <w:rFonts w:hint="eastAsia"/>
+        </w:rPr>
+        <w:t xml:space="preserve"> </w:t>
+      </w:r>
+      <w:r>
+        <w:rPr>
+          <w:rFonts w:hint="eastAsia"/>
+          <w:u w:val="single"/>
+        </w:rPr>
+        <w:t xml:space="preserve">　</w:t>
+      </w:r>
+      <w:r>
+        <w:rPr>
+          <w:rFonts w:hint="eastAsia"/>
+          <w:u w:val="single"/>
+        </w:rPr>
+        <w:t xml:space="preserve">  </w:t>
+      </w:r>
+      <w:r>
+        <w:rPr>
+          <w:rFonts w:hint="eastAsia"/>
+          <w:u w:val="single"/>
+        </w:rPr>
+        <w:t xml:space="preserve">　</w:t>
+      </w:r>
+      <w:r>
+        <w:rPr>
+          <w:rFonts w:hint="eastAsia"/>
+        </w:rPr>
+        <w:t xml:space="preserve"> </w:t>
+      </w:r>
+      <w:r>
+        <w:rPr>
+          <w:rFonts w:hint="eastAsia"/>
+        </w:rPr>
+        <w:t>（填物态变化名称），形成“白气”；</w:t>
+      </w:r>
+    </w:p>
+    <w:p>
+      <w:pPr>
+        <w:pStyle w:val="123"/>
+      </w:pPr>
+      <w:r>
+        <w:rPr>
+          <w:rFonts w:eastAsia="Calibri" w:hint="eastAsia"/>
+        </w:rPr>
+        <w:t>③</w:t>
+      </w:r>
+      <w:r>
+        <w:rPr>
+          <w:rFonts w:hint="eastAsia"/>
+        </w:rPr>
+        <w:t>“白气”进一步上升，分散到干燥的空气中，发生</w:t>
+      </w:r>
+      <w:r>
+        <w:rPr>
+          <w:rFonts w:hint="eastAsia"/>
+        </w:rPr>
+        <w:t xml:space="preserve"> </w:t>
+      </w:r>
+      <w:r>
+        <w:rPr>
+          <w:rFonts w:hint="eastAsia"/>
+          <w:u w:val="single"/>
+        </w:rPr>
+        <w:t xml:space="preserve">　</w:t>
+      </w:r>
+      <w:r>
+        <w:rPr>
+          <w:u w:val="single"/>
+        </w:rPr>
+        <w:t xml:space="preserve"> </w:t>
+      </w:r>
+      <w:r>
+        <w:rPr>
+          <w:rFonts w:hint="eastAsia"/>
+          <w:u w:val="single"/>
+        </w:rPr>
+        <w:t xml:space="preserve">  </w:t>
+      </w:r>
+      <w:r>
+        <w:rPr>
+          <w:rFonts w:hint="eastAsia"/>
+          <w:u w:val="single"/>
+        </w:rPr>
+        <w:t xml:space="preserve">　</w:t>
+      </w:r>
+      <w:r>
+        <w:rPr>
+          <w:rFonts w:hint="eastAsia"/>
+        </w:rPr>
+        <w:t xml:space="preserve"> </w:t>
+      </w:r>
+      <w:r>
+        <w:rPr>
+          <w:rFonts w:hint="eastAsia"/>
+        </w:rPr>
+        <w:t>现象（选填物态变化），我们又什么也看不见了。</w:t>
+      </w:r>
+    </w:p>
+    <w:p>
+      <w:pPr>
+        <w:pStyle w:val="123"/>
+      </w:pPr>
+      <w:r>
+        <w:rPr>
+          <w:rFonts w:hint="eastAsia"/>
+        </w:rPr>
+        <w:t>（</w:t>
+      </w:r>
+      <w:r>
+        <w:rPr>
+          <w:rFonts w:hint="eastAsia"/>
+        </w:rPr>
+        <w:t>3</w:t>
+      </w:r>
+      <w:r>
+        <w:rPr>
+          <w:rFonts w:hint="eastAsia"/>
+        </w:rPr>
+        <w:t>）如图所示，用电蒸锅</w:t>
+      </w:r>
+      <w:proofErr w:type="gramStart"/>
+      <w:r>
+        <w:rPr>
+          <w:rFonts w:hint="eastAsia"/>
+        </w:rPr>
+        <w:t>蒸</w:t>
+      </w:r>
+      <w:proofErr w:type="gramEnd"/>
+      <w:r>
+        <w:rPr>
+          <w:rFonts w:hint="eastAsia"/>
+        </w:rPr>
+        <w:t>馒头时，电热丝加热使水</w:t>
+      </w:r>
+      <w:r>
+        <w:rPr>
+          <w:rFonts w:hint="eastAsia"/>
+        </w:rPr>
+        <w:t xml:space="preserve"> </w:t>
+      </w:r>
+      <w:r>
+        <w:rPr>
+          <w:rFonts w:hint="eastAsia"/>
+          <w:u w:val="single"/>
+        </w:rPr>
+        <w:t xml:space="preserve">　</w:t>
+      </w:r>
+      <w:r>
+        <w:rPr>
+          <w:rFonts w:hint="eastAsia"/>
+          <w:u w:val="single"/>
+        </w:rPr>
+        <w:t xml:space="preserve">   </w:t>
+      </w:r>
+      <w:r>
+        <w:rPr>
+          <w:rFonts w:hint="eastAsia"/>
+          <w:u w:val="single"/>
+        </w:rPr>
+        <w:t xml:space="preserve">　</w:t>
+      </w:r>
+      <w:r>
+        <w:rPr>
+          <w:rFonts w:hint="eastAsia"/>
+        </w:rPr>
+        <w:t xml:space="preserve"> </w:t>
+      </w:r>
+      <w:r>
+        <w:rPr>
+          <w:rFonts w:hint="eastAsia"/>
+        </w:rPr>
+        <w:t>（填物态变化名称），产生高温水蒸气；水蒸气接触到馒头时</w:t>
+      </w:r>
+      <w:r>
+        <w:rPr>
+          <w:rFonts w:hint="eastAsia"/>
+        </w:rPr>
+        <w:t xml:space="preserve"> </w:t>
+      </w:r>
+      <w:r>
+        <w:rPr>
+          <w:rFonts w:hint="eastAsia"/>
+          <w:u w:val="single"/>
+        </w:rPr>
+        <w:t xml:space="preserve">　</w:t>
+      </w:r>
+      <w:r>
+        <w:rPr>
+          <w:rFonts w:hint="eastAsia"/>
+          <w:u w:val="single"/>
+        </w:rPr>
+        <w:t xml:space="preserve">   </w:t>
+      </w:r>
+      <w:r>
+        <w:rPr>
+          <w:rFonts w:hint="eastAsia"/>
+          <w:u w:val="single"/>
+        </w:rPr>
+        <w:t xml:space="preserve">　</w:t>
+      </w:r>
+      <w:r>
+        <w:rPr>
+          <w:rFonts w:hint="eastAsia"/>
+        </w:rPr>
+        <w:t xml:space="preserve"> </w:t>
+      </w:r>
+      <w:r>
+        <w:rPr>
+          <w:rFonts w:hint="eastAsia"/>
+        </w:rPr>
+        <w:t>（填物态变化名称），同时</w:t>
+      </w:r>
+      <w:r>
+        <w:rPr>
+          <w:rFonts w:hint="eastAsia"/>
+        </w:rPr>
+        <w:t xml:space="preserve"> </w:t>
+      </w:r>
+      <w:r>
+        <w:rPr>
+          <w:rFonts w:hint="eastAsia"/>
+          <w:u w:val="single"/>
+        </w:rPr>
+        <w:t xml:space="preserve">　</w:t>
+      </w:r>
+      <w:r>
+        <w:rPr>
+          <w:rFonts w:hint="eastAsia"/>
+          <w:u w:val="single"/>
+        </w:rPr>
+        <w:t xml:space="preserve">   </w:t>
+      </w:r>
+      <w:r>
+        <w:rPr>
+          <w:rFonts w:hint="eastAsia"/>
+          <w:u w:val="single"/>
+        </w:rPr>
+        <w:t xml:space="preserve">　</w:t>
+      </w:r>
+      <w:r>
+        <w:rPr>
+          <w:rFonts w:hint="eastAsia"/>
+        </w:rPr>
+        <w:t xml:space="preserve"> </w:t>
+      </w:r>
+      <w:r>
+        <w:rPr>
+          <w:rFonts w:hint="eastAsia"/>
+        </w:rPr>
+        <w:t>（选填“吸收”或“放出”）热量，从而把馒头蒸熟；馒头蒸熟后，通常会把手先沾上一些水再去拿馒头，这样手上的水会</w:t>
+      </w:r>
+      <w:r>
+        <w:rPr>
+          <w:rFonts w:hint="eastAsia"/>
+        </w:rPr>
+        <w:t xml:space="preserve"> </w:t>
+      </w:r>
+      <w:r>
+        <w:rPr>
+          <w:rFonts w:hint="eastAsia"/>
+          <w:u w:val="single"/>
+        </w:rPr>
+        <w:t xml:space="preserve">　</w:t>
+      </w:r>
+      <w:r>
+        <w:rPr>
+          <w:rFonts w:hint="eastAsia"/>
+          <w:u w:val="single"/>
+        </w:rPr>
+        <w:t xml:space="preserve">   </w:t>
+      </w:r>
+      <w:r>
+        <w:rPr>
+          <w:rFonts w:hint="eastAsia"/>
+          <w:u w:val="single"/>
+        </w:rPr>
+        <w:t xml:space="preserve">　</w:t>
+      </w:r>
+      <w:r>
+        <w:rPr>
+          <w:rFonts w:hint="eastAsia"/>
+        </w:rPr>
+        <w:t xml:space="preserve"> </w:t>
+      </w:r>
+      <w:r>
+        <w:rPr>
+          <w:rFonts w:hint="eastAsia"/>
+        </w:rPr>
+        <w:t>（填物态变化名称），同时</w:t>
+      </w:r>
+      <w:r>
+        <w:rPr>
+          <w:rFonts w:hint="eastAsia"/>
+        </w:rPr>
+        <w:t xml:space="preserve"> </w:t>
+      </w:r>
+      <w:r>
+        <w:rPr>
+          <w:rFonts w:hint="eastAsia"/>
+          <w:u w:val="single"/>
+        </w:rPr>
+        <w:t xml:space="preserve">　</w:t>
+      </w:r>
+      <w:r>
+        <w:rPr>
+          <w:rFonts w:hint="eastAsia"/>
+          <w:u w:val="single"/>
+        </w:rPr>
+        <w:t xml:space="preserve">   </w:t>
+      </w:r>
+      <w:r>
+        <w:rPr>
+          <w:rFonts w:hint="eastAsia"/>
+          <w:u w:val="single"/>
+        </w:rPr>
+        <w:t xml:space="preserve">　</w:t>
+      </w:r>
+      <w:r>
+        <w:rPr>
+          <w:rFonts w:hint="eastAsia"/>
+        </w:rPr>
+        <w:t xml:space="preserve"> </w:t>
+      </w:r>
+      <w:r>
+        <w:rPr>
+          <w:rFonts w:hint="eastAsia"/>
+        </w:rPr>
+        <w:t>（选填“吸收”或“放出”）热量，避免手会烫伤。</w:t>
+      </w:r>
     </w:p>
     <w:p>
       <w:pPr>
@@ -5019,13 +4421,82 @@
         <w:ind w:left="588"/>
       </w:pPr>
       <w:r>
+        <w:rPr>
+          <w:rFonts w:hint="eastAsia"/>
+        </w:rPr>
         <w:t>【答案】（</w:t>
       </w:r>
       <w:r>
+        <w:rPr>
+          <w:rFonts w:hint="eastAsia"/>
+        </w:rPr>
         <w:t>1</w:t>
       </w:r>
       <w:r>
-        <w:t>）汽化；吸；液化；</w:t>
+        <w:rPr>
+          <w:rFonts w:hint="eastAsia"/>
+        </w:rPr>
+        <w:t>）压缩体积；冷；汽化。（</w:t>
+      </w:r>
+      <w:r>
+        <w:rPr>
+          <w:rFonts w:hint="eastAsia"/>
+        </w:rPr>
+        <w:t>2</w:t>
+      </w:r>
+      <w:r>
+        <w:rPr>
+          <w:rFonts w:hint="eastAsia"/>
+        </w:rPr>
+        <w:t>）小水珠；（</w:t>
+      </w:r>
+      <w:r>
+        <w:rPr>
+          <w:rFonts w:hint="eastAsia"/>
+        </w:rPr>
+        <w:t>2</w:t>
+      </w:r>
+      <w:r>
+        <w:rPr>
+          <w:rFonts w:hint="eastAsia"/>
+        </w:rPr>
+        <w:t>）</w:t>
+      </w:r>
+      <w:r>
+        <w:rPr>
+          <w:rFonts w:eastAsia="Calibri" w:hint="eastAsia"/>
+        </w:rPr>
+        <w:t>①</w:t>
+      </w:r>
+      <w:r>
+        <w:rPr>
+          <w:rFonts w:hint="eastAsia"/>
+        </w:rPr>
+        <w:t>水蒸气；</w:t>
+      </w:r>
+      <w:r>
+        <w:rPr>
+          <w:rFonts w:eastAsia="Calibri" w:hint="eastAsia"/>
+        </w:rPr>
+        <w:t>②</w:t>
+      </w:r>
+      <w:r>
+        <w:rPr>
+          <w:rFonts w:hint="eastAsia"/>
+        </w:rPr>
+        <w:t>液化；</w:t>
+      </w:r>
+      <w:r>
+        <w:rPr>
+          <w:rFonts w:eastAsia="Calibri" w:hint="eastAsia"/>
+        </w:rPr>
+        <w:t>③</w:t>
+      </w:r>
+      <w:r>
+        <w:rPr>
+          <w:rFonts w:hint="eastAsia"/>
+        </w:rPr>
+        <w:t>汽化。</w:t>
       </w:r>
     </w:p>
     <w:p>
@@ -5034,28 +4505,22 @@
         <w:ind w:left="588"/>
       </w:pPr>
       <w:r>
+        <w:rPr>
+          <w:rFonts w:hint="eastAsia"/>
+        </w:rPr>
         <w:t>（</w:t>
       </w:r>
       <w:r>
-        <w:t>2</w:t>
-      </w:r>
-      <w:r>
-        <w:t>）熔化；</w:t>
-      </w:r>
-    </w:p>
-    <w:p>
-      <w:pPr>
-        <w:pStyle w:val="1230"/>
-        <w:ind w:left="588"/>
-      </w:pPr>
-      <w:r>
-        <w:t>（</w:t>
-      </w:r>
-      <w:r>
+        <w:rPr>
+          <w:rFonts w:hint="eastAsia"/>
+        </w:rPr>
         <w:t>3</w:t>
       </w:r>
       <w:r>
-        <w:t>）加快热量散失。</w:t>
+        <w:rPr>
+          <w:rFonts w:hint="eastAsia"/>
+        </w:rPr>
+        <w:t>）汽化；液化；放出；汽化；吸收。</w:t>
       </w:r>
     </w:p>
     <w:p>
@@ -5063,6 +4528,7 @@
         <w:pStyle w:val="af0"/>
         <w:ind w:left="672" w:hanging="672"/>
       </w:pPr>
+      <w:bookmarkStart w:id="0" w:name="_Hlk11680454"/>
       <w:r>
         <w:rPr>
           <w:noProof/>
@@ -5070,10 +4536,10 @@
         <mc:AlternateContent>
           <mc:Choice Requires="wps">
             <w:drawing>
-              <wp:inline distT="0" distB="0" distL="0" distR="0" wp14:anchorId="298675E5" wp14:editId="26659BFF">
+              <wp:inline distT="0" distB="0" distL="0" distR="0" wp14:anchorId="118720D1" wp14:editId="0802A22F">
                 <wp:extent cx="356870" cy="177165"/>
                 <wp:effectExtent l="0" t="0" r="10160" b="6350"/>
-                <wp:docPr id="23" name="矩形 23"/>
+                <wp:docPr id="22" name="矩形 22"/>
                 <wp:cNvGraphicFramePr/>
                 <a:graphic xmlns:a="http://schemas.openxmlformats.org/drawingml/2006/main">
                   <a:graphicData uri="http://schemas.microsoft.com/office/word/2010/wordprocessingShape">
@@ -5169,7 +4635,7 @@
           </mc:Choice>
           <mc:Fallback>
             <w:pict>
-              <v:rect w14:anchorId="298675E5" id="矩形 23" o:spid="_x0000_s1041" style="width:28.1pt;height:13.95pt;visibility:visible;mso-wrap-style:square;mso-left-percent:-10001;mso-top-percent:-10001;mso-position-horizontal:absolute;mso-position-horizontal-relative:char;mso-position-vertical:absolute;mso-position-vertical-relative:line;mso-left-percent:-10001;mso-top-percent:-10001;v-text-anchor:middle" o:gfxdata="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" fillcolor="#5aa13b [3205]" stroked="f" strokeweight="2pt">
+              <v:rect w14:anchorId="118720D1" id="矩形 22" o:spid="_x0000_s1040" style="width:28.1pt;height:13.95pt;visibility:visible;mso-wrap-style:square;mso-left-percent:-10001;mso-top-percent:-10001;mso-position-horizontal:absolute;mso-position-horizontal-relative:char;mso-position-vertical:absolute;mso-position-vertical-relative:line;mso-left-percent:-10001;mso-top-percent:-10001;v-text-anchor:middle" o:gfxdata="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" fillcolor="#5aa13b [3205]" stroked="f" strokeweight="2pt">
                 <v:textbox inset="0,0,0,0">
                   <w:txbxContent>
                     <w:p>
@@ -5225,6 +4691,534 @@
         </mc:AlternateContent>
       </w:r>
       <w:r>
+        <w:t>如图所示是电冰箱的工作原理图，制冷剂在电动压缩机的驱使下，在密封的管道内循环流动，将冰箱内的热量带到冰箱外，达到制冷的目的。请回答下列问题：</w:t>
+      </w:r>
+    </w:p>
+    <w:p>
+      <w:pPr>
+        <w:pStyle w:val="123"/>
+      </w:pPr>
+      <w:r>
+        <w:rPr>
+          <w:rFonts w:hint="eastAsia"/>
+        </w:rPr>
+        <w:t>（</w:t>
+      </w:r>
+      <w:r>
+        <w:rPr>
+          <w:rFonts w:hint="eastAsia"/>
+        </w:rPr>
+        <w:t>1</w:t>
+      </w:r>
+      <w:r>
+        <w:rPr>
+          <w:rFonts w:hint="eastAsia"/>
+        </w:rPr>
+        <w:t>）电冰箱的原理是液态制冷剂在冷冻室中</w:t>
+      </w:r>
+      <w:r>
+        <w:rPr>
+          <w:rFonts w:hint="eastAsia"/>
+        </w:rPr>
+        <w:t xml:space="preserve"> </w:t>
+      </w:r>
+      <w:r>
+        <w:rPr>
+          <w:rFonts w:hint="eastAsia"/>
+          <w:u w:val="single"/>
+        </w:rPr>
+        <w:t xml:space="preserve">　</w:t>
+      </w:r>
+      <w:r>
+        <w:rPr>
+          <w:rFonts w:hint="eastAsia"/>
+          <w:u w:val="single"/>
+        </w:rPr>
+        <w:t xml:space="preserve">   </w:t>
+      </w:r>
+      <w:r>
+        <w:rPr>
+          <w:rFonts w:hint="eastAsia"/>
+          <w:u w:val="single"/>
+        </w:rPr>
+        <w:t xml:space="preserve">　</w:t>
+      </w:r>
+      <w:r>
+        <w:rPr>
+          <w:rFonts w:hint="eastAsia"/>
+        </w:rPr>
+        <w:t xml:space="preserve"> </w:t>
+      </w:r>
+      <w:r>
+        <w:rPr>
+          <w:rFonts w:hint="eastAsia"/>
+        </w:rPr>
+        <w:t>（填物态变化名称）要</w:t>
+      </w:r>
+      <w:r>
+        <w:rPr>
+          <w:rFonts w:hint="eastAsia"/>
+        </w:rPr>
+        <w:t xml:space="preserve"> </w:t>
+      </w:r>
+      <w:r>
+        <w:rPr>
+          <w:rFonts w:hint="eastAsia"/>
+          <w:u w:val="single"/>
+        </w:rPr>
+        <w:t xml:space="preserve">　</w:t>
+      </w:r>
+      <w:r>
+        <w:rPr>
+          <w:rFonts w:hint="eastAsia"/>
+          <w:u w:val="single"/>
+        </w:rPr>
+        <w:t xml:space="preserve">  </w:t>
+      </w:r>
+      <w:r>
+        <w:rPr>
+          <w:rFonts w:hint="eastAsia"/>
+          <w:u w:val="single"/>
+        </w:rPr>
+        <w:t xml:space="preserve">　</w:t>
+      </w:r>
+      <w:r>
+        <w:rPr>
+          <w:rFonts w:hint="eastAsia"/>
+        </w:rPr>
+        <w:t xml:space="preserve"> </w:t>
+      </w:r>
+      <w:r>
+        <w:rPr>
+          <w:rFonts w:hint="eastAsia"/>
+        </w:rPr>
+        <w:t>（选填“吸”或“放”）热，使冷冻室内温度降低；气态的制冷剂经电动压缩机压缩后，在冷凝器中</w:t>
+      </w:r>
+      <w:r>
+        <w:rPr>
+          <w:rFonts w:hint="eastAsia"/>
+        </w:rPr>
+        <w:t xml:space="preserve"> </w:t>
+      </w:r>
+      <w:r>
+        <w:rPr>
+          <w:rFonts w:hint="eastAsia"/>
+          <w:u w:val="single"/>
+        </w:rPr>
+        <w:t xml:space="preserve">　</w:t>
+      </w:r>
+      <w:r>
+        <w:rPr>
+          <w:rFonts w:hint="eastAsia"/>
+          <w:u w:val="single"/>
+        </w:rPr>
+        <w:t xml:space="preserve">   </w:t>
+      </w:r>
+      <w:r>
+        <w:rPr>
+          <w:rFonts w:hint="eastAsia"/>
+          <w:u w:val="single"/>
+        </w:rPr>
+        <w:t xml:space="preserve">　</w:t>
+      </w:r>
+      <w:r>
+        <w:rPr>
+          <w:rFonts w:hint="eastAsia"/>
+        </w:rPr>
+        <w:t xml:space="preserve"> </w:t>
+      </w:r>
+      <w:r>
+        <w:rPr>
+          <w:rFonts w:hint="eastAsia"/>
+        </w:rPr>
+        <w:t>（填物态变化名称），进行相反的过程从而循环使用；</w:t>
+      </w:r>
+    </w:p>
+    <w:p>
+      <w:pPr>
+        <w:pStyle w:val="123"/>
+      </w:pPr>
+      <w:r>
+        <w:rPr>
+          <w:rFonts w:hint="eastAsia"/>
+        </w:rPr>
+        <w:t>（</w:t>
+      </w:r>
+      <w:r>
+        <w:rPr>
+          <w:rFonts w:hint="eastAsia"/>
+        </w:rPr>
+        <w:t>2</w:t>
+      </w:r>
+      <w:r>
+        <w:rPr>
+          <w:rFonts w:hint="eastAsia"/>
+        </w:rPr>
+        <w:t>）冰箱的自动除霜功能实际上就是通过化霜系统加热霜，使之</w:t>
+      </w:r>
+      <w:r>
+        <w:rPr>
+          <w:rFonts w:hint="eastAsia"/>
+        </w:rPr>
+        <w:t xml:space="preserve"> </w:t>
+      </w:r>
+      <w:r>
+        <w:rPr>
+          <w:rFonts w:hint="eastAsia"/>
+          <w:u w:val="single"/>
+        </w:rPr>
+        <w:t xml:space="preserve">　</w:t>
+      </w:r>
+      <w:r>
+        <w:rPr>
+          <w:rFonts w:hint="eastAsia"/>
+          <w:u w:val="single"/>
+        </w:rPr>
+        <w:t xml:space="preserve">   </w:t>
+      </w:r>
+      <w:r>
+        <w:rPr>
+          <w:rFonts w:hint="eastAsia"/>
+          <w:u w:val="single"/>
+        </w:rPr>
+        <w:t xml:space="preserve">　</w:t>
+      </w:r>
+      <w:r>
+        <w:rPr>
+          <w:rFonts w:hint="eastAsia"/>
+        </w:rPr>
+        <w:t xml:space="preserve"> </w:t>
+      </w:r>
+      <w:r>
+        <w:rPr>
+          <w:rFonts w:hint="eastAsia"/>
+        </w:rPr>
+        <w:t>（填物态变化名称），除霜所形成的水，由箱内经引水管流至冰箱底部蓄水盒中，自动蒸发；</w:t>
+      </w:r>
+    </w:p>
+    <w:p>
+      <w:pPr>
+        <w:pStyle w:val="123"/>
+      </w:pPr>
+      <w:r>
+        <w:rPr>
+          <w:rFonts w:hint="eastAsia"/>
+        </w:rPr>
+        <w:lastRenderedPageBreak/>
+        <w:t>（</w:t>
+      </w:r>
+      <w:r>
+        <w:rPr>
+          <w:rFonts w:hint="eastAsia"/>
+        </w:rPr>
+        <w:t>3</w:t>
+      </w:r>
+      <w:r>
+        <w:rPr>
+          <w:rFonts w:hint="eastAsia"/>
+        </w:rPr>
+        <w:t>）冷凝器中的管做成图中的形状，其目的是</w:t>
+      </w:r>
+      <w:r>
+        <w:rPr>
+          <w:rFonts w:hint="eastAsia"/>
+        </w:rPr>
+        <w:t xml:space="preserve"> </w:t>
+      </w:r>
+      <w:r>
+        <w:rPr>
+          <w:rFonts w:hint="eastAsia"/>
+          <w:u w:val="single"/>
+        </w:rPr>
+        <w:t xml:space="preserve">　</w:t>
+      </w:r>
+      <w:r>
+        <w:rPr>
+          <w:rFonts w:hint="eastAsia"/>
+          <w:u w:val="single"/>
+        </w:rPr>
+        <w:t xml:space="preserve">            </w:t>
+      </w:r>
+      <w:r>
+        <w:rPr>
+          <w:rFonts w:hint="eastAsia"/>
+          <w:u w:val="single"/>
+        </w:rPr>
+        <w:t xml:space="preserve">　</w:t>
+      </w:r>
+      <w:r>
+        <w:rPr>
+          <w:rFonts w:hint="eastAsia"/>
+        </w:rPr>
+        <w:t xml:space="preserve"> </w:t>
+      </w:r>
+      <w:r>
+        <w:rPr>
+          <w:rFonts w:hint="eastAsia"/>
+        </w:rPr>
+        <w:t>。</w:t>
+      </w:r>
+    </w:p>
+    <w:p>
+      <w:pPr>
+        <w:pStyle w:val="123"/>
+      </w:pPr>
+      <w:r>
+        <w:rPr>
+          <w:rFonts w:hint="eastAsia"/>
+          <w:noProof/>
+        </w:rPr>
+        <w:drawing>
+          <wp:inline distT="0" distB="0" distL="0" distR="0" wp14:anchorId="681497A6" wp14:editId="790AAC71">
+            <wp:extent cx="1499235" cy="1569720"/>
+            <wp:effectExtent l="0" t="0" r="1270" b="6350"/>
+            <wp:docPr id="13" name="图片24" descr="菁优网：http://www.jyeoo.com"/>
+            <wp:cNvGraphicFramePr>
+              <a:graphicFrameLocks xmlns:a="http://schemas.openxmlformats.org/drawingml/2006/main" noChangeAspect="1"/>
+            </wp:cNvGraphicFramePr>
+            <a:graphic xmlns:a="http://schemas.openxmlformats.org/drawingml/2006/main">
+              <a:graphicData uri="http://schemas.openxmlformats.org/drawingml/2006/picture">
+                <pic:pic xmlns:pic="http://schemas.openxmlformats.org/drawingml/2006/picture">
+                  <pic:nvPicPr>
+                    <pic:cNvPr id="13" name="图片24" descr="菁优网：http://www.jyeoo.com"/>
+                    <pic:cNvPicPr>
+                      <a:picLocks noChangeAspect="1"/>
+                    </pic:cNvPicPr>
+                  </pic:nvPicPr>
+                  <pic:blipFill>
+                    <a:blip r:embed="rId22" cstate="print"/>
+                    <a:stretch>
+                      <a:fillRect/>
+                    </a:stretch>
+                  </pic:blipFill>
+                  <pic:spPr>
+                    <a:xfrm>
+                      <a:off x="0" y="0"/>
+                      <a:ext cx="1499619" cy="1569723"/>
+                    </a:xfrm>
+                    <a:prstGeom prst="rect">
+                      <a:avLst/>
+                    </a:prstGeom>
+                  </pic:spPr>
+                </pic:pic>
+              </a:graphicData>
+            </a:graphic>
+          </wp:inline>
+        </w:drawing>
+      </w:r>
+    </w:p>
+    <w:p>
+      <w:pPr>
+        <w:pStyle w:val="1230"/>
+        <w:ind w:left="588"/>
+      </w:pPr>
+      <w:r>
+        <w:t>【答案】（</w:t>
+      </w:r>
+      <w:r>
+        <w:t>1</w:t>
+      </w:r>
+      <w:r>
+        <w:t>）汽化；吸；液化；</w:t>
+      </w:r>
+    </w:p>
+    <w:p>
+      <w:pPr>
+        <w:pStyle w:val="1230"/>
+        <w:ind w:left="588"/>
+      </w:pPr>
+      <w:r>
+        <w:t>（</w:t>
+      </w:r>
+      <w:r>
+        <w:t>2</w:t>
+      </w:r>
+      <w:r>
+        <w:t>）熔化；</w:t>
+      </w:r>
+    </w:p>
+    <w:p>
+      <w:pPr>
+        <w:pStyle w:val="1230"/>
+        <w:ind w:left="588"/>
+      </w:pPr>
+      <w:r>
+        <w:t>（</w:t>
+      </w:r>
+      <w:r>
+        <w:t>3</w:t>
+      </w:r>
+      <w:r>
+        <w:t>）加快热量散失。</w:t>
+      </w:r>
+    </w:p>
+    <w:p>
+      <w:pPr>
+        <w:pStyle w:val="af0"/>
+        <w:ind w:left="672" w:hanging="672"/>
+      </w:pPr>
+      <w:r>
+        <w:rPr>
+          <w:noProof/>
+        </w:rPr>
+        <mc:AlternateContent>
+          <mc:Choice Requires="wps">
+            <w:drawing>
+              <wp:inline distT="0" distB="0" distL="0" distR="0" wp14:anchorId="298675E5" wp14:editId="26659BFF">
+                <wp:extent cx="356870" cy="177165"/>
+                <wp:effectExtent l="0" t="0" r="10160" b="6350"/>
+                <wp:docPr id="23" name="矩形 23"/>
+                <wp:cNvGraphicFramePr/>
+                <a:graphic xmlns:a="http://schemas.openxmlformats.org/drawingml/2006/main">
+                  <a:graphicData uri="http://schemas.microsoft.com/office/word/2010/wordprocessingShape">
+                    <wps:wsp>
+                      <wps:cNvSpPr/>
+                      <wps:spPr>
+                        <a:xfrm>
+                          <a:off x="0" y="0"/>
+                          <a:ext cx="356870" cy="177165"/>
+                        </a:xfrm>
+                        <a:prstGeom prst="rect">
+                          <a:avLst/>
+                        </a:prstGeom>
+                        <a:solidFill>
+                          <a:schemeClr val="accent2"/>
+                        </a:solidFill>
+                        <a:ln>
+                          <a:noFill/>
+                        </a:ln>
+                      </wps:spPr>
+                      <wps:style>
+                        <a:lnRef idx="2">
+                          <a:schemeClr val="accent1">
+                            <a:shade val="50000"/>
+                          </a:schemeClr>
+                        </a:lnRef>
+                        <a:fillRef idx="1">
+                          <a:schemeClr val="accent1"/>
+                        </a:fillRef>
+                        <a:effectRef idx="0">
+                          <a:schemeClr val="accent1"/>
+                        </a:effectRef>
+                        <a:fontRef idx="minor">
+                          <a:schemeClr val="lt1"/>
+                        </a:fontRef>
+                      </wps:style>
+                      <wps:txbx>
+                        <w:txbxContent>
+                          <w:p>
+                            <w:pPr>
+                              <w:spacing w:line="240" w:lineRule="exact"/>
+                              <w:jc w:val="center"/>
+                              <w:rPr>
+                                <w:rFonts w:ascii="黑体" w:eastAsia="黑体" w:hAnsi="黑体" w:hint="eastAsia"/>
+                                <w:szCs w:val="21"/>
+                              </w:rPr>
+                            </w:pPr>
+                            <w:r>
+                              <w:rPr>
+                                <w:rFonts w:ascii="黑体" w:eastAsia="黑体" w:hAnsi="黑体" w:hint="eastAsia"/>
+                                <w:szCs w:val="21"/>
+                              </w:rPr>
+                              <w:t>练</w:t>
+                            </w:r>
+                            <w:r>
+                              <w:rPr>
+                                <w:rFonts w:ascii="黑体" w:eastAsia="黑体" w:hAnsi="黑体" w:hint="eastAsia"/>
+                                <w:szCs w:val="21"/>
+                              </w:rPr>
+                              <w:t>10</w:t>
+                            </w:r>
+                          </w:p>
+                          <w:p>
+                            <w:pPr>
+                              <w:spacing w:line="240" w:lineRule="exact"/>
+                              <w:jc w:val="left"/>
+                              <w:rPr>
+                                <w:rFonts w:ascii="黑体" w:eastAsia="黑体" w:hAnsi="黑体" w:hint="eastAsia"/>
+                                <w:szCs w:val="21"/>
+                              </w:rPr>
+                            </w:pPr>
+                          </w:p>
+                          <w:p>
+                            <w:pPr>
+                              <w:spacing w:line="240" w:lineRule="exact"/>
+                              <w:jc w:val="left"/>
+                              <w:rPr>
+                                <w:rFonts w:ascii="黑体" w:eastAsia="黑体" w:hAnsi="黑体" w:hint="eastAsia"/>
+                                <w:szCs w:val="21"/>
+                              </w:rPr>
+                            </w:pPr>
+                          </w:p>
+                        </w:txbxContent>
+                      </wps:txbx>
+                      <wps:bodyPr rot="0" spcFirstLastPara="0" vertOverflow="overflow" horzOverflow="overflow" vert="horz" wrap="square" lIns="0" tIns="0" rIns="0" bIns="0" numCol="1" spcCol="0" rtlCol="0" fromWordArt="0" anchor="ctr" anchorCtr="0" forceAA="0" compatLnSpc="1">
+                        <a:noAutofit/>
+                      </wps:bodyPr>
+                    </wps:wsp>
+                  </a:graphicData>
+                </a:graphic>
+              </wp:inline>
+            </w:drawing>
+          </mc:Choice>
+          <mc:Fallback>
+            <w:pict>
+              <v:rect w14:anchorId="298675E5" id="矩形 23" o:spid="_x0000_s1041" style="width:28.1pt;height:13.95pt;visibility:visible;mso-wrap-style:square;mso-left-percent:-10001;mso-top-percent:-10001;mso-position-horizontal:absolute;mso-position-horizontal-relative:char;mso-position-vertical:absolute;mso-position-vertical-relative:line;mso-left-percent:-10001;mso-top-percent:-10001;v-text-anchor:middle" o:gfxdata="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" fillcolor="#5aa13b [3205]" stroked="f" strokeweight="2pt">
+                <v:textbox inset="0,0,0,0">
+                  <w:txbxContent>
+                    <w:p>
+                      <w:pPr>
+                        <w:spacing w:line="240" w:lineRule="exact"/>
+                        <w:jc w:val="center"/>
+                        <w:rPr>
+                          <w:rFonts w:ascii="黑体" w:eastAsia="黑体" w:hAnsi="黑体" w:hint="eastAsia"/>
+                          <w:szCs w:val="21"/>
+                        </w:rPr>
+                      </w:pPr>
+                      <w:r>
+                        <w:rPr>
+                          <w:rFonts w:ascii="黑体" w:eastAsia="黑体" w:hAnsi="黑体" w:hint="eastAsia"/>
+                          <w:szCs w:val="21"/>
+                        </w:rPr>
+                        <w:t>练</w:t>
+                      </w:r>
+                      <w:r>
+                        <w:rPr>
+                          <w:rFonts w:ascii="黑体" w:eastAsia="黑体" w:hAnsi="黑体" w:hint="eastAsia"/>
+                          <w:szCs w:val="21"/>
+                        </w:rPr>
+                        <w:t>10</w:t>
+                      </w:r>
+                    </w:p>
+                    <w:p>
+                      <w:pPr>
+                        <w:spacing w:line="240" w:lineRule="exact"/>
+                        <w:jc w:val="left"/>
+                        <w:rPr>
+                          <w:rFonts w:ascii="黑体" w:eastAsia="黑体" w:hAnsi="黑体" w:hint="eastAsia"/>
+                          <w:szCs w:val="21"/>
+                        </w:rPr>
+                      </w:pPr>
+                    </w:p>
+                    <w:p>
+                      <w:pPr>
+                        <w:spacing w:line="240" w:lineRule="exact"/>
+                        <w:jc w:val="left"/>
+                        <w:rPr>
+                          <w:rFonts w:ascii="黑体" w:eastAsia="黑体" w:hAnsi="黑体" w:hint="eastAsia"/>
+                          <w:szCs w:val="21"/>
+                        </w:rPr>
+                      </w:pPr>
+                    </w:p>
+                  </w:txbxContent>
+                </v:textbox>
+                <w10:anchorlock/>
+              </v:rect>
+            </w:pict>
+          </mc:Fallback>
+        </mc:AlternateContent>
+      </w:r>
+      <w:r>
         <w:rPr>
           <w:rFonts w:hint="eastAsia"/>
         </w:rPr>
@@ -5702,9 +5696,6 @@
       <w:pPr>
         <w:pStyle w:val="1230"/>
         <w:ind w:left="588"/>
-        <w:rPr>
-          <w:rFonts w:hint="eastAsia"/>
-        </w:rPr>
       </w:pPr>
       <w:r>
         <w:rPr>
@@ -5830,14 +5821,14 @@
                                 <w:rFonts w:ascii="黑体" w:eastAsia="黑体" w:hAnsi="黑体" w:hint="eastAsia"/>
                                 <w:szCs w:val="21"/>
                               </w:rPr>
-                              <w:t>练1</w:t>
+                              <w:t>练</w:t>
                             </w:r>
                             <w:r>
                               <w:rPr>
                                 <w:rFonts w:ascii="黑体" w:eastAsia="黑体" w:hAnsi="黑体" w:hint="eastAsia"/>
                                 <w:szCs w:val="21"/>
                               </w:rPr>
-                              <w:t>0</w:t>
+                              <w:t>11</w:t>
                             </w:r>
                           </w:p>
                           <w:p>
@@ -5890,14 +5881,14 @@
                           <w:rFonts w:ascii="黑体" w:eastAsia="黑体" w:hAnsi="黑体" w:hint="eastAsia"/>
                           <w:szCs w:val="21"/>
                         </w:rPr>
-                        <w:t>练1</w:t>
+                        <w:t>练</w:t>
                       </w:r>
                       <w:r>
                         <w:rPr>
                           <w:rFonts w:ascii="黑体" w:eastAsia="黑体" w:hAnsi="黑体" w:hint="eastAsia"/>
                           <w:szCs w:val="21"/>
                         </w:rPr>
-                        <w:t>0</w:t>
+                        <w:t>11</w:t>
                       </w:r>
                     </w:p>
                     <w:p>
@@ -7706,14 +7697,14 @@
                                 <w:rFonts w:ascii="黑体" w:eastAsia="黑体" w:hAnsi="黑体" w:hint="eastAsia"/>
                                 <w:szCs w:val="21"/>
                               </w:rPr>
-                              <w:t>练1</w:t>
+                              <w:t>练</w:t>
                             </w:r>
                             <w:r>
                               <w:rPr>
                                 <w:rFonts w:ascii="黑体" w:eastAsia="黑体" w:hAnsi="黑体" w:hint="eastAsia"/>
                                 <w:szCs w:val="21"/>
                               </w:rPr>
-                              <w:t>1</w:t>
+                              <w:t>12</w:t>
                             </w:r>
                           </w:p>
                           <w:p>
@@ -7766,14 +7757,14 @@
                           <w:rFonts w:ascii="黑体" w:eastAsia="黑体" w:hAnsi="黑体" w:hint="eastAsia"/>
                           <w:szCs w:val="21"/>
                         </w:rPr>
-                        <w:t>练1</w:t>
+                        <w:t>练</w:t>
                       </w:r>
                       <w:r>
                         <w:rPr>
                           <w:rFonts w:ascii="黑体" w:eastAsia="黑体" w:hAnsi="黑体" w:hint="eastAsia"/>
                           <w:szCs w:val="21"/>
                         </w:rPr>
-                        <w:t>1</w:t>
+                        <w:t>12</w:t>
                       </w:r>
                     </w:p>
                     <w:p>
@@ -11552,6 +11543,10 @@
 </file>
 
 <file path=customXml/item1.xml><?xml version="1.0" encoding="utf-8"?>
+<b:Sources xmlns:b="http://schemas.openxmlformats.org/officeDocument/2006/bibliography" xmlns="http://schemas.openxmlformats.org/officeDocument/2006/bibliography" SelectedStyle="\APA.XSL" StyleName="APA"/>
+</file>
+
+<file path=customXml/item2.xml><?xml version="1.0" encoding="utf-8"?>
 <s:customData xmlns="http://www.wps.cn/officeDocument/2013/wpsCustomData" xmlns:s="http://www.wps.cn/officeDocument/2013/wpsCustomData">
   <customSectProps/>
   <customShpExts>
@@ -11560,22 +11555,18 @@
 </s:customData>
 </file>
 
-<file path=customXml/item2.xml><?xml version="1.0" encoding="utf-8"?>
-<b:Sources xmlns:b="http://schemas.openxmlformats.org/officeDocument/2006/bibliography" xmlns="http://schemas.openxmlformats.org/officeDocument/2006/bibliography" SelectedStyle="\APA.XSL" StyleName="APA"/>
+<file path=customXml/itemProps1.xml><?xml version="1.0" encoding="utf-8"?>
+<ds:datastoreItem xmlns:ds="http://schemas.openxmlformats.org/officeDocument/2006/customXml" ds:itemID="{0E798019-D9DA-4148-8768-905599865BAA}">
+  <ds:schemaRefs>
+    <ds:schemaRef ds:uri="http://schemas.openxmlformats.org/officeDocument/2006/bibliography"/>
+  </ds:schemaRefs>
+</ds:datastoreItem>
 </file>
 
-<file path=customXml/itemProps1.xml><?xml version="1.0" encoding="utf-8"?>
+<file path=customXml/itemProps2.xml><?xml version="1.0" encoding="utf-8"?>
 <ds:datastoreItem xmlns:ds="http://schemas.openxmlformats.org/officeDocument/2006/customXml" ds:itemID="{B1977F7D-205B-4081-913C-38D41E755F92}">
   <ds:schemaRefs>
     <ds:schemaRef ds:uri="http://www.wps.cn/officeDocument/2013/wpsCustomData"/>
   </ds:schemaRefs>
 </ds:datastoreItem>
-</file>
-
-<file path=customXml/itemProps2.xml><?xml version="1.0" encoding="utf-8"?>
-<ds:datastoreItem xmlns:ds="http://schemas.openxmlformats.org/officeDocument/2006/customXml" ds:itemID="{0E798019-D9DA-4148-8768-905599865BAA}">
-  <ds:schemaRefs>
-    <ds:schemaRef ds:uri="http://schemas.openxmlformats.org/officeDocument/2006/bibliography"/>
-  </ds:schemaRefs>
-</ds:datastoreItem>
 </file>